--- a/docs (springboot)/lovable_clone/m7_l1_m8_l1_m9_l1_l2_spring_ai.docx
+++ b/docs (springboot)/lovable_clone/m7_l1_m8_l1_m9_l1_l2_spring_ai.docx
@@ -33,6 +33,7 @@
         <w:keepLines w:val="0"/>
         <w:widowControl/>
         <w:numPr>
+          <w:ilvl w:val="0"/>
           <w:numId w:val="0"/>
         </w:numPr>
         <w:suppressLineNumbers w:val="0"/>
@@ -1211,7 +1212,7 @@
           <w:bCs w:val="0"/>
           <w:lang w:val="en-IN"/>
         </w:rPr>
-        <w:t xml:space="preserve"> inside Vectoe Database, so that LLM can find the related field and update that.</w:t>
+        <w:t xml:space="preserve"> inside Vector Database, so that LLM can find the related field and update that.</w:t>
       </w:r>
       <w:r>
         <w:rPr>
@@ -1230,6 +1231,14 @@
           <w:lang w:val="en-IN"/>
         </w:rPr>
         <w:tab/>
+      </w:r>
+      <w:r>
+        <w:rPr>
+          <w:rFonts w:hint="default" w:ascii="Bodoni MT" w:hAnsi="Bodoni MT" w:cs="Bodoni MT"/>
+          <w:b w:val="0"/>
+          <w:bCs w:val="0"/>
+          <w:lang w:val="en-IN"/>
+        </w:rPr>
         <w:t xml:space="preserve">But it is a </w:t>
       </w:r>
       <w:r>
@@ -1268,6 +1277,14 @@
           <w:lang w:val="en-IN"/>
         </w:rPr>
         <w:tab/>
+      </w:r>
+      <w:r>
+        <w:rPr>
+          <w:rFonts w:hint="default" w:ascii="Bodoni MT" w:hAnsi="Bodoni MT" w:cs="Bodoni MT"/>
+          <w:b w:val="0"/>
+          <w:bCs w:val="0"/>
+          <w:lang w:val="en-IN"/>
+        </w:rPr>
         <w:t xml:space="preserve">So, instead of storing File Content inside Vector Database, we’ll store these to some storage service like </w:t>
       </w:r>
       <w:r>
@@ -1323,7 +1340,6 @@
           <w:lang w:val="en-IN"/>
         </w:rPr>
         <w:tab/>
-        <w:t>We can put the Data inside the Database, but its not recommended to put a large amount of Data in the Database.</w:t>
       </w:r>
       <w:r>
         <w:rPr>
@@ -1332,7 +1348,7 @@
           <w:bCs w:val="0"/>
           <w:lang w:val="en-IN"/>
         </w:rPr>
-        <w:br w:type="textWrapping"/>
+        <w:t>We can put the Data inside the Database, but its not recommended to put a large amount of Data in the Database.</w:t>
       </w:r>
       <w:r>
         <w:rPr>
@@ -1341,7 +1357,24 @@
           <w:bCs w:val="0"/>
           <w:lang w:val="en-IN"/>
         </w:rPr>
+        <w:br w:type="textWrapping"/>
+      </w:r>
+      <w:r>
+        <w:rPr>
+          <w:rFonts w:hint="default" w:ascii="Bodoni MT" w:hAnsi="Bodoni MT" w:cs="Bodoni MT"/>
+          <w:b w:val="0"/>
+          <w:bCs w:val="0"/>
+          <w:lang w:val="en-IN"/>
+        </w:rPr>
         <w:tab/>
+      </w:r>
+      <w:r>
+        <w:rPr>
+          <w:rFonts w:hint="default" w:ascii="Bodoni MT" w:hAnsi="Bodoni MT" w:cs="Bodoni MT"/>
+          <w:b w:val="0"/>
+          <w:bCs w:val="0"/>
+          <w:lang w:val="en-IN"/>
+        </w:rPr>
         <w:t xml:space="preserve">So, </w:t>
       </w:r>
       <w:r>
@@ -1674,7 +1707,6 @@
           <w:lang w:val="en-IN"/>
         </w:rPr>
         <w:tab/>
-        <w:t>It’ll be having some custom unique tags (that doesn’t overlap with HTML tags) and with this our Frontend will get to know about the type of content and load that.</w:t>
       </w:r>
       <w:r>
         <w:rPr>
@@ -1683,7 +1715,7 @@
           <w:bCs w:val="0"/>
           <w:lang w:val="en-IN"/>
         </w:rPr>
-        <w:br w:type="textWrapping"/>
+        <w:t>It’ll be having some custom unique tags (that doesn’t overlap with HTML tags) and with this our Frontend will get to know about the type of content and load that.</w:t>
       </w:r>
       <w:r>
         <w:rPr>
@@ -1692,7 +1724,24 @@
           <w:bCs w:val="0"/>
           <w:lang w:val="en-IN"/>
         </w:rPr>
+        <w:br w:type="textWrapping"/>
+      </w:r>
+      <w:r>
+        <w:rPr>
+          <w:rFonts w:hint="default" w:ascii="Bodoni MT" w:hAnsi="Bodoni MT" w:cs="Bodoni MT"/>
+          <w:b w:val="0"/>
+          <w:bCs w:val="0"/>
+          <w:lang w:val="en-IN"/>
+        </w:rPr>
         <w:tab/>
+      </w:r>
+      <w:r>
+        <w:rPr>
+          <w:rFonts w:hint="default" w:ascii="Bodoni MT" w:hAnsi="Bodoni MT" w:cs="Bodoni MT"/>
+          <w:b w:val="0"/>
+          <w:bCs w:val="0"/>
+          <w:lang w:val="en-IN"/>
+        </w:rPr>
         <w:t>For example,</w:t>
       </w:r>
       <w:r>
@@ -1732,7 +1781,6 @@
           <w:lang w:val="en-IN"/>
         </w:rPr>
         <w:tab/>
-        <w:t/>
       </w:r>
       <w:r>
         <w:rPr>
@@ -1742,6 +1790,14 @@
           <w:lang w:val="en-IN"/>
         </w:rPr>
         <w:tab/>
+      </w:r>
+      <w:r>
+        <w:rPr>
+          <w:rFonts w:hint="default" w:ascii="Bodoni MT" w:hAnsi="Bodoni MT" w:cs="Bodoni MT"/>
+          <w:b w:val="0"/>
+          <w:bCs w:val="0"/>
+          <w:lang w:val="en-IN"/>
+        </w:rPr>
         <w:t xml:space="preserve">and also it’ll be having one </w:t>
       </w:r>
       <w:r>
@@ -1829,6 +1885,12 @@
           <w:lang w:val="en-IN"/>
         </w:rPr>
         <w:tab/>
+      </w:r>
+      <w:r>
+        <w:rPr>
+          <w:rFonts w:hint="default" w:ascii="Bodoni MT" w:hAnsi="Bodoni MT" w:cs="Bodoni MT"/>
+          <w:lang w:val="en-IN"/>
+        </w:rPr>
         <w:t xml:space="preserve">As Spring will not parse these kind of content properly, So we’ll make our own </w:t>
       </w:r>
       <w:r>
@@ -1911,6 +1973,7 @@
         <w:keepLines w:val="0"/>
         <w:widowControl/>
         <w:numPr>
+          <w:ilvl w:val="0"/>
           <w:numId w:val="0"/>
         </w:numPr>
         <w:suppressLineNumbers w:val="0"/>
@@ -2544,7 +2607,6 @@
           <w:lang w:val="en-IN"/>
         </w:rPr>
         <w:tab/>
-        <w:t>But in the above example, it’ll not feel like streaming because everything will be fetched very quickly.</w:t>
       </w:r>
       <w:r>
         <w:rPr>
@@ -2555,7 +2617,7 @@
           <w:iCs w:val="0"/>
           <w:lang w:val="en-IN"/>
         </w:rPr>
-        <w:br w:type="textWrapping"/>
+        <w:t>But in the above example, it’ll not feel like streaming because everything will be fetched very quickly.</w:t>
       </w:r>
       <w:r>
         <w:rPr>
@@ -2566,7 +2628,28 @@
           <w:iCs w:val="0"/>
           <w:lang w:val="en-IN"/>
         </w:rPr>
+        <w:br w:type="textWrapping"/>
+      </w:r>
+      <w:r>
+        <w:rPr>
+          <w:rFonts w:hint="default" w:ascii="Bodoni MT" w:hAnsi="Bodoni MT" w:cs="Bodoni MT"/>
+          <w:b w:val="0"/>
+          <w:bCs w:val="0"/>
+          <w:i w:val="0"/>
+          <w:iCs w:val="0"/>
+          <w:lang w:val="en-IN"/>
+        </w:rPr>
         <w:tab/>
+      </w:r>
+      <w:r>
+        <w:rPr>
+          <w:rFonts w:hint="default" w:ascii="Bodoni MT" w:hAnsi="Bodoni MT" w:cs="Bodoni MT"/>
+          <w:b w:val="0"/>
+          <w:bCs w:val="0"/>
+          <w:i w:val="0"/>
+          <w:iCs w:val="0"/>
+          <w:lang w:val="en-IN"/>
+        </w:rPr>
         <w:t>To experience streaming you can add some time interval between processing of consecutive elements.</w:t>
       </w:r>
       <w:r>
@@ -3648,6 +3731,30 @@
     </w:p>
     <w:p>
       <w:pPr>
+        <w:rPr>
+          <w:rFonts w:hint="default" w:ascii="Bodoni MT" w:hAnsi="Bodoni MT" w:cs="Bodoni MT"/>
+          <w:b/>
+          <w:bCs/>
+          <w:color w:val="002060"/>
+          <w:highlight w:val="lightGray"/>
+          <w:u w:val="single"/>
+        </w:rPr>
+      </w:pPr>
+      <w:r>
+        <w:rPr>
+          <w:rFonts w:hint="default" w:ascii="Bodoni MT" w:hAnsi="Bodoni MT" w:cs="Bodoni MT"/>
+          <w:b/>
+          <w:bCs/>
+          <w:color w:val="002060"/>
+          <w:highlight w:val="lightGray"/>
+          <w:u w:val="single"/>
+          <w:lang w:val="en-IN"/>
+        </w:rPr>
+        <w:br w:type="page"/>
+      </w:r>
+    </w:p>
+    <w:p>
+      <w:pPr>
         <w:keepNext w:val="0"/>
         <w:keepLines w:val="0"/>
         <w:widowControl/>
@@ -3661,10 +3768,1498 @@
         <w:jc w:val="left"/>
         <w:rPr>
           <w:rFonts w:hint="default" w:ascii="Bodoni MT" w:hAnsi="Bodoni MT" w:cs="Bodoni MT"/>
+          <w:b/>
+          <w:bCs/>
+          <w:color w:val="002060"/>
+          <w:highlight w:val="lightGray"/>
+          <w:u w:val="single"/>
+        </w:rPr>
+      </w:pPr>
+      <w:r>
+        <w:rPr>
+          <w:rFonts w:hint="default" w:ascii="Bodoni MT" w:hAnsi="Bodoni MT" w:cs="Bodoni MT"/>
+          <w:b/>
+          <w:bCs/>
+          <w:color w:val="002060"/>
+          <w:highlight w:val="lightGray"/>
+          <w:u w:val="single"/>
+          <w:lang w:val="en-IN"/>
+        </w:rPr>
+        <w:t xml:space="preserve">See the below example                                                     </w:t>
+      </w:r>
+    </w:p>
+    <w:p>
+      <w:pPr>
+        <w:keepNext w:val="0"/>
+        <w:keepLines w:val="0"/>
+        <w:widowControl/>
+        <w:numPr>
+          <w:ilvl w:val="1"/>
+          <w:numId w:val="11"/>
+        </w:numPr>
+        <w:suppressLineNumbers w:val="0"/>
+        <w:spacing w:before="0" w:beforeAutospacing="0" w:after="0" w:afterAutospacing="0" w:line="360" w:lineRule="auto"/>
+        <w:ind w:left="840" w:leftChars="0" w:right="0" w:hanging="420" w:firstLineChars="0"/>
+        <w:jc w:val="left"/>
+        <w:rPr>
+          <w:rFonts w:hint="default" w:ascii="Bodoni MT" w:hAnsi="Bodoni MT" w:cs="Bodoni MT"/>
+        </w:rPr>
+      </w:pPr>
+      <w:r>
+        <w:drawing>
+          <wp:inline distT="0" distB="0" distL="114300" distR="114300">
+            <wp:extent cx="3369310" cy="1437005"/>
+            <wp:effectExtent l="0" t="0" r="8890" b="10795"/>
+            <wp:docPr id="8" name="Picture 2"/>
+            <wp:cNvGraphicFramePr>
+              <a:graphicFrameLocks xmlns:a="http://schemas.openxmlformats.org/drawingml/2006/main" noChangeAspect="1"/>
+            </wp:cNvGraphicFramePr>
+            <a:graphic xmlns:a="http://schemas.openxmlformats.org/drawingml/2006/main">
+              <a:graphicData uri="http://schemas.openxmlformats.org/drawingml/2006/picture">
+                <pic:pic xmlns:pic="http://schemas.openxmlformats.org/drawingml/2006/picture">
+                  <pic:nvPicPr>
+                    <pic:cNvPr id="8" name="Picture 2"/>
+                    <pic:cNvPicPr>
+                      <a:picLocks noChangeAspect="1"/>
+                    </pic:cNvPicPr>
+                  </pic:nvPicPr>
+                  <pic:blipFill>
+                    <a:blip r:embed="rId16"/>
+                    <a:stretch>
+                      <a:fillRect/>
+                    </a:stretch>
+                  </pic:blipFill>
+                  <pic:spPr>
+                    <a:xfrm>
+                      <a:off x="0" y="0"/>
+                      <a:ext cx="3369310" cy="1437005"/>
+                    </a:xfrm>
+                    <a:prstGeom prst="rect">
+                      <a:avLst/>
+                    </a:prstGeom>
+                    <a:noFill/>
+                    <a:ln>
+                      <a:noFill/>
+                    </a:ln>
+                  </pic:spPr>
+                </pic:pic>
+              </a:graphicData>
+            </a:graphic>
+          </wp:inline>
+        </w:drawing>
+      </w:r>
+    </w:p>
+    <w:p>
+      <w:pPr>
+        <w:keepNext w:val="0"/>
+        <w:keepLines w:val="0"/>
+        <w:widowControl/>
+        <w:numPr>
+          <w:ilvl w:val="1"/>
+          <w:numId w:val="11"/>
+        </w:numPr>
+        <w:suppressLineNumbers w:val="0"/>
+        <w:spacing w:before="0" w:beforeAutospacing="0" w:after="0" w:afterAutospacing="0" w:line="360" w:lineRule="auto"/>
+        <w:ind w:left="840" w:leftChars="0" w:right="0" w:hanging="420" w:firstLineChars="0"/>
+        <w:jc w:val="left"/>
+        <w:rPr>
+          <w:rFonts w:hint="default" w:ascii="Bodoni MT" w:hAnsi="Bodoni MT" w:cs="Bodoni MT"/>
+        </w:rPr>
+      </w:pPr>
+      <w:r>
+        <w:rPr>
+          <w:rFonts w:hint="default" w:ascii="Bodoni MT" w:hAnsi="Bodoni MT" w:cs="Bodoni MT"/>
+          <w:lang w:val="en-IN"/>
+        </w:rPr>
+        <w:t xml:space="preserve">How is it working? Under </w:t>
+      </w:r>
+      <w:r>
+        <w:rPr>
+          <w:rFonts w:hint="default" w:ascii="Bodoni MT" w:hAnsi="Bodoni MT" w:cs="Bodoni MT"/>
+          <w:b/>
+          <w:bCs/>
+          <w:i/>
+          <w:iCs/>
+          <w:lang w:val="en-IN"/>
+        </w:rPr>
+        <w:t>openai</w:t>
+      </w:r>
+      <w:r>
+        <w:rPr>
+          <w:rFonts w:hint="default" w:ascii="Bodoni MT" w:hAnsi="Bodoni MT" w:cs="Bodoni MT"/>
+          <w:b w:val="0"/>
+          <w:bCs w:val="0"/>
+          <w:i w:val="0"/>
+          <w:iCs w:val="0"/>
+          <w:lang w:val="en-IN"/>
+        </w:rPr>
+        <w:t xml:space="preserve"> I am writing </w:t>
+      </w:r>
+      <w:r>
+        <w:rPr>
+          <w:rFonts w:hint="default" w:ascii="Bodoni MT" w:hAnsi="Bodoni MT" w:cs="Bodoni MT"/>
+          <w:b/>
+          <w:bCs/>
+          <w:i w:val="0"/>
+          <w:iCs w:val="0"/>
+          <w:lang w:val="en-IN"/>
+        </w:rPr>
+        <w:t xml:space="preserve">gemini </w:t>
+      </w:r>
+      <w:r>
+        <w:rPr>
+          <w:rFonts w:hint="default" w:ascii="Bodoni MT" w:hAnsi="Bodoni MT" w:cs="Bodoni MT"/>
+          <w:b w:val="0"/>
+          <w:bCs w:val="0"/>
+          <w:i w:val="0"/>
+          <w:iCs w:val="0"/>
+          <w:lang w:val="en-IN"/>
+        </w:rPr>
+        <w:t>!</w:t>
+      </w:r>
+    </w:p>
+    <w:p>
+      <w:pPr>
+        <w:keepNext w:val="0"/>
+        <w:keepLines w:val="0"/>
+        <w:widowControl/>
+        <w:numPr>
+          <w:ilvl w:val="1"/>
+          <w:numId w:val="11"/>
+        </w:numPr>
+        <w:suppressLineNumbers w:val="0"/>
+        <w:spacing w:before="0" w:beforeAutospacing="0" w:after="0" w:afterAutospacing="0" w:line="360" w:lineRule="auto"/>
+        <w:ind w:left="840" w:leftChars="0" w:right="0" w:hanging="420" w:firstLineChars="0"/>
+        <w:jc w:val="left"/>
+        <w:rPr>
+          <w:rFonts w:hint="default" w:ascii="Bodoni MT" w:hAnsi="Bodoni MT" w:cs="Bodoni MT"/>
+        </w:rPr>
+      </w:pPr>
+      <w:r>
+        <w:rPr>
+          <w:rFonts w:hint="default" w:ascii="Bodoni MT" w:hAnsi="Bodoni MT" w:cs="Bodoni MT"/>
+          <w:lang w:val="en-IN"/>
+        </w:rPr>
+        <w:t xml:space="preserve">Spring AI doesn’t know about the LLM, it just knows the </w:t>
+      </w:r>
+      <w:r>
+        <w:rPr>
+          <w:rFonts w:hint="default" w:ascii="Bodoni MT" w:hAnsi="Bodoni MT" w:cs="Bodoni MT"/>
+          <w:i/>
+          <w:iCs/>
+          <w:lang w:val="en-IN"/>
+        </w:rPr>
+        <w:t>providers</w:t>
+      </w:r>
+      <w:r>
+        <w:rPr>
+          <w:rFonts w:hint="default" w:ascii="Bodoni MT" w:hAnsi="Bodoni MT" w:cs="Bodoni MT"/>
+          <w:lang w:val="en-IN"/>
+        </w:rPr>
+        <w:t xml:space="preserve">. For example when you write </w:t>
+      </w:r>
+      <w:r>
+        <w:rPr>
+          <w:rFonts w:hint="default" w:ascii="Bodoni MT" w:hAnsi="Bodoni MT"/>
+          <w:b/>
+          <w:bCs/>
+          <w:lang w:val="en-IN"/>
+        </w:rPr>
+        <w:t xml:space="preserve">spring.ai.openai </w:t>
+      </w:r>
+      <w:r>
+        <w:rPr>
+          <w:rFonts w:hint="default" w:ascii="Bodoni MT" w:hAnsi="Bodoni MT" w:cs="Bodoni MT"/>
+          <w:b w:val="0"/>
+          <w:bCs w:val="0"/>
+          <w:lang w:val="en-IN"/>
+        </w:rPr>
+        <w:t xml:space="preserve">it understands the host </w:t>
+      </w:r>
+      <w:r>
+        <w:rPr>
+          <w:rFonts w:hint="default" w:ascii="Bodoni MT" w:hAnsi="Bodoni MT"/>
+          <w:b w:val="0"/>
+          <w:bCs w:val="0"/>
+          <w:i/>
+          <w:iCs/>
+          <w:lang w:val="en-IN"/>
+        </w:rPr>
+        <w:fldChar w:fldCharType="begin"/>
+      </w:r>
+      <w:r>
+        <w:rPr>
+          <w:rFonts w:hint="default" w:ascii="Bodoni MT" w:hAnsi="Bodoni MT"/>
+          <w:b w:val="0"/>
+          <w:bCs w:val="0"/>
+          <w:i/>
+          <w:iCs/>
+          <w:lang w:val="en-IN"/>
+        </w:rPr>
+        <w:instrText xml:space="preserve"> HYPERLINK "https://api.openai.com/v1," </w:instrText>
+      </w:r>
+      <w:r>
+        <w:rPr>
+          <w:rFonts w:hint="default" w:ascii="Bodoni MT" w:hAnsi="Bodoni MT"/>
+          <w:b w:val="0"/>
+          <w:bCs w:val="0"/>
+          <w:i/>
+          <w:iCs/>
+          <w:lang w:val="en-IN"/>
+        </w:rPr>
+        <w:fldChar w:fldCharType="separate"/>
+      </w:r>
+      <w:r>
+        <w:rPr>
+          <w:rStyle w:val="51"/>
+          <w:rFonts w:hint="default" w:ascii="Bodoni MT" w:hAnsi="Bodoni MT"/>
+          <w:b w:val="0"/>
+          <w:bCs w:val="0"/>
+          <w:i/>
+          <w:iCs/>
+          <w:lang w:val="en-IN"/>
+        </w:rPr>
+        <w:t>https://api.openai.com/v1</w:t>
+      </w:r>
+      <w:r>
+        <w:rPr>
+          <w:rStyle w:val="51"/>
+          <w:rFonts w:hint="default" w:ascii="Bodoni MT" w:hAnsi="Bodoni MT"/>
+          <w:b w:val="0"/>
+          <w:bCs w:val="0"/>
+          <w:i w:val="0"/>
+          <w:iCs w:val="0"/>
+          <w:lang w:val="en-IN"/>
+        </w:rPr>
+        <w:t>,</w:t>
+      </w:r>
+      <w:r>
+        <w:rPr>
+          <w:rFonts w:hint="default" w:ascii="Bodoni MT" w:hAnsi="Bodoni MT"/>
+          <w:b w:val="0"/>
+          <w:bCs w:val="0"/>
+          <w:i/>
+          <w:iCs/>
+          <w:lang w:val="en-IN"/>
+        </w:rPr>
+        <w:fldChar w:fldCharType="end"/>
+      </w:r>
+      <w:r>
+        <w:rPr>
+          <w:rFonts w:hint="default" w:ascii="Bodoni MT" w:hAnsi="Bodoni MT"/>
+          <w:b w:val="0"/>
+          <w:bCs w:val="0"/>
+          <w:i w:val="0"/>
+          <w:iCs w:val="0"/>
+          <w:lang w:val="en-IN"/>
+        </w:rPr>
+        <w:t xml:space="preserve"> when you write </w:t>
+      </w:r>
+      <w:r>
+        <w:rPr>
+          <w:rFonts w:hint="default" w:ascii="Bodoni MT" w:hAnsi="Bodoni MT"/>
+          <w:b/>
+          <w:bCs/>
+          <w:i w:val="0"/>
+          <w:iCs w:val="0"/>
+          <w:lang w:val="en-IN"/>
+        </w:rPr>
+        <w:t>spring.ai.google.gemini</w:t>
+      </w:r>
+      <w:r>
+        <w:rPr>
+          <w:rFonts w:hint="default" w:ascii="Bodoni MT" w:hAnsi="Bodoni MT"/>
+          <w:b w:val="0"/>
+          <w:bCs w:val="0"/>
+          <w:i w:val="0"/>
+          <w:iCs w:val="0"/>
+          <w:lang w:val="en-IN"/>
+        </w:rPr>
+        <w:t>, it takes the gemini end point.</w:t>
+      </w:r>
+    </w:p>
+    <w:p>
+      <w:pPr>
+        <w:keepNext w:val="0"/>
+        <w:keepLines w:val="0"/>
+        <w:widowControl/>
+        <w:numPr>
+          <w:ilvl w:val="1"/>
+          <w:numId w:val="11"/>
+        </w:numPr>
+        <w:suppressLineNumbers w:val="0"/>
+        <w:spacing w:before="0" w:beforeAutospacing="0" w:after="0" w:afterAutospacing="0" w:line="360" w:lineRule="auto"/>
+        <w:ind w:left="840" w:leftChars="0" w:right="0" w:hanging="420" w:firstLineChars="0"/>
+        <w:jc w:val="left"/>
+        <w:rPr>
+          <w:rFonts w:hint="default" w:ascii="Bodoni MT" w:hAnsi="Bodoni MT" w:cs="Bodoni MT"/>
+        </w:rPr>
+      </w:pPr>
+      <w:r>
+        <w:rPr>
+          <w:rFonts w:hint="default" w:ascii="Bodoni MT" w:hAnsi="Bodoni MT" w:cs="Bodoni MT"/>
+          <w:lang w:val="en-IN"/>
+        </w:rPr>
+        <w:t xml:space="preserve">But when you write </w:t>
+      </w:r>
+      <w:r>
+        <w:rPr>
+          <w:rFonts w:hint="default" w:ascii="Bodoni MT" w:hAnsi="Bodoni MT" w:cs="Bodoni MT"/>
+          <w:b/>
+          <w:bCs/>
+          <w:lang w:val="en-IN"/>
+        </w:rPr>
+        <w:t>base-url</w:t>
+      </w:r>
+      <w:r>
+        <w:rPr>
+          <w:rFonts w:hint="default" w:ascii="Bodoni MT" w:hAnsi="Bodoni MT" w:cs="Bodoni MT"/>
+          <w:b w:val="0"/>
+          <w:bCs w:val="0"/>
+          <w:lang w:val="en-IN"/>
+        </w:rPr>
+        <w:t xml:space="preserve"> then it replace the default endpoint to the new end point.</w:t>
+      </w:r>
+    </w:p>
+    <w:p>
+      <w:pPr>
+        <w:keepNext w:val="0"/>
+        <w:keepLines w:val="0"/>
+        <w:widowControl/>
+        <w:numPr>
+          <w:ilvl w:val="1"/>
+          <w:numId w:val="11"/>
+        </w:numPr>
+        <w:suppressLineNumbers w:val="0"/>
+        <w:spacing w:before="0" w:beforeAutospacing="0" w:after="0" w:afterAutospacing="0" w:line="360" w:lineRule="auto"/>
+        <w:ind w:left="840" w:leftChars="0" w:right="0" w:hanging="420" w:firstLineChars="0"/>
+        <w:jc w:val="left"/>
+        <w:rPr>
+          <w:rFonts w:hint="default" w:ascii="Bodoni MT" w:hAnsi="Bodoni MT" w:cs="Bodoni MT"/>
+          <w:u w:val="single"/>
+        </w:rPr>
+      </w:pPr>
+      <w:r>
+        <w:rPr>
+          <w:rFonts w:hint="default" w:ascii="Bodoni MT" w:hAnsi="Bodoni MT" w:cs="Bodoni MT"/>
+          <w:lang w:val="en-IN"/>
+        </w:rPr>
+        <w:t xml:space="preserve">Then, </w:t>
+      </w:r>
+      <w:r>
+        <w:rPr>
+          <w:rFonts w:hint="default" w:ascii="Bodoni MT" w:hAnsi="Bodoni MT" w:cs="Bodoni MT"/>
+          <w:u w:val="single"/>
+          <w:lang w:val="en-IN"/>
+        </w:rPr>
+        <w:t xml:space="preserve">even if I write </w:t>
+      </w:r>
+      <w:r>
+        <w:rPr>
+          <w:rFonts w:hint="default" w:ascii="Bodoni MT" w:hAnsi="Bodoni MT" w:cs="Bodoni MT"/>
+          <w:b/>
+          <w:bCs/>
+          <w:u w:val="single"/>
+          <w:lang w:val="en-IN"/>
+        </w:rPr>
+        <w:t>openai</w:t>
+      </w:r>
+      <w:r>
+        <w:rPr>
+          <w:rFonts w:hint="default" w:ascii="Bodoni MT" w:hAnsi="Bodoni MT" w:cs="Bodoni MT"/>
+          <w:b w:val="0"/>
+          <w:bCs w:val="0"/>
+          <w:u w:val="single"/>
+          <w:lang w:val="en-IN"/>
+        </w:rPr>
+        <w:t xml:space="preserve"> model inside </w:t>
+      </w:r>
+      <w:r>
+        <w:rPr>
+          <w:rFonts w:hint="default" w:ascii="Bodoni MT" w:hAnsi="Bodoni MT" w:cs="Bodoni MT"/>
+          <w:b/>
+          <w:bCs/>
+          <w:u w:val="single"/>
+          <w:lang w:val="en-IN"/>
+        </w:rPr>
+        <w:t>google.gemini</w:t>
+      </w:r>
+      <w:r>
+        <w:rPr>
+          <w:rFonts w:hint="default" w:ascii="Bodoni MT" w:hAnsi="Bodoni MT" w:cs="Bodoni MT"/>
+          <w:b w:val="0"/>
+          <w:bCs w:val="0"/>
+          <w:u w:val="single"/>
+          <w:lang w:val="en-IN"/>
+        </w:rPr>
+        <w:t xml:space="preserve"> then also it should work if I give the proper base-url?</w:t>
+      </w:r>
+    </w:p>
+    <w:p>
+      <w:pPr>
+        <w:keepNext w:val="0"/>
+        <w:keepLines w:val="0"/>
+        <w:widowControl/>
+        <w:numPr>
+          <w:ilvl w:val="2"/>
+          <w:numId w:val="11"/>
+        </w:numPr>
+        <w:suppressLineNumbers w:val="0"/>
+        <w:spacing w:before="0" w:beforeAutospacing="0" w:after="0" w:afterAutospacing="0" w:line="360" w:lineRule="auto"/>
+        <w:ind w:left="1260" w:leftChars="0" w:right="0" w:hanging="420" w:firstLineChars="0"/>
+        <w:jc w:val="left"/>
+        <w:rPr>
+          <w:rFonts w:hint="default" w:ascii="Bodoni MT" w:hAnsi="Bodoni MT" w:cs="Bodoni MT"/>
+        </w:rPr>
+      </w:pPr>
+      <w:r>
+        <w:rPr>
+          <w:rFonts w:hint="default" w:ascii="Bodoni MT" w:hAnsi="Bodoni MT" w:cs="Bodoni MT"/>
+          <w:lang w:val="en-IN"/>
+        </w:rPr>
+        <w:t>No, It’ll not work.</w:t>
+      </w:r>
+    </w:p>
+    <w:p>
+      <w:pPr>
+        <w:keepNext w:val="0"/>
+        <w:keepLines w:val="0"/>
+        <w:widowControl/>
+        <w:numPr>
+          <w:ilvl w:val="2"/>
+          <w:numId w:val="11"/>
+        </w:numPr>
+        <w:suppressLineNumbers w:val="0"/>
+        <w:spacing w:before="0" w:beforeAutospacing="0" w:after="0" w:afterAutospacing="0" w:line="360" w:lineRule="auto"/>
+        <w:ind w:left="1260" w:leftChars="0" w:right="0" w:hanging="420" w:firstLineChars="0"/>
+        <w:jc w:val="left"/>
+        <w:rPr>
+          <w:rFonts w:hint="default" w:ascii="Bodoni MT" w:hAnsi="Bodoni MT" w:cs="Bodoni MT"/>
+        </w:rPr>
+      </w:pPr>
+      <w:r>
+        <w:rPr>
+          <w:rFonts w:hint="default" w:ascii="Bodoni MT" w:hAnsi="Bodoni MT" w:cs="Bodoni MT"/>
+          <w:lang w:val="en-IN"/>
+        </w:rPr>
+        <w:t>For POST request of a specific rest end point, you need to give the particular request payload.</w:t>
+      </w:r>
+    </w:p>
+    <w:p>
+      <w:pPr>
+        <w:keepNext w:val="0"/>
+        <w:keepLines w:val="0"/>
+        <w:widowControl/>
+        <w:numPr>
+          <w:ilvl w:val="2"/>
+          <w:numId w:val="11"/>
+        </w:numPr>
+        <w:suppressLineNumbers w:val="0"/>
+        <w:spacing w:before="0" w:beforeAutospacing="0" w:after="0" w:afterAutospacing="0" w:line="360" w:lineRule="auto"/>
+        <w:ind w:left="1260" w:leftChars="0" w:right="0" w:hanging="420" w:firstLineChars="0"/>
+        <w:jc w:val="left"/>
+        <w:rPr>
+          <w:rFonts w:hint="default" w:ascii="Bodoni MT" w:hAnsi="Bodoni MT" w:cs="Bodoni MT"/>
+        </w:rPr>
+      </w:pPr>
+      <w:r>
+        <w:rPr>
+          <w:rFonts w:hint="default" w:ascii="Bodoni MT" w:hAnsi="Bodoni MT" w:cs="Bodoni MT"/>
+          <w:lang w:val="en-IN"/>
+        </w:rPr>
+        <w:t>This payload is different for different types of AI provider’s end points.</w:t>
+      </w:r>
+    </w:p>
+    <w:p>
+      <w:pPr>
+        <w:keepNext w:val="0"/>
+        <w:keepLines w:val="0"/>
+        <w:widowControl/>
+        <w:numPr>
+          <w:ilvl w:val="2"/>
+          <w:numId w:val="11"/>
+        </w:numPr>
+        <w:suppressLineNumbers w:val="0"/>
+        <w:spacing w:before="0" w:beforeAutospacing="0" w:after="0" w:afterAutospacing="0" w:line="360" w:lineRule="auto"/>
+        <w:ind w:left="1260" w:leftChars="0" w:right="0" w:hanging="420" w:firstLineChars="0"/>
+        <w:jc w:val="left"/>
+        <w:rPr>
+          <w:rFonts w:hint="default" w:ascii="Bodoni MT" w:hAnsi="Bodoni MT" w:cs="Bodoni MT"/>
+        </w:rPr>
+      </w:pPr>
+      <w:r>
+        <w:rPr>
+          <w:rFonts w:hint="default" w:ascii="Bodoni MT" w:hAnsi="Bodoni MT" w:cs="Bodoni MT"/>
+          <w:lang w:val="en-IN"/>
+        </w:rPr>
+        <w:t xml:space="preserve">Like for </w:t>
+      </w:r>
+      <w:r>
+        <w:rPr>
+          <w:rFonts w:hint="default" w:ascii="Bodoni MT" w:hAnsi="Bodoni MT" w:cs="Bodoni MT"/>
+          <w:b/>
+          <w:bCs/>
+          <w:lang w:val="en-IN"/>
+        </w:rPr>
+        <w:t>openai</w:t>
+      </w:r>
+      <w:r>
+        <w:rPr>
+          <w:rFonts w:hint="default" w:ascii="Bodoni MT" w:hAnsi="Bodoni MT" w:cs="Bodoni MT"/>
+          <w:b w:val="0"/>
+          <w:bCs w:val="0"/>
+          <w:lang w:val="en-IN"/>
+        </w:rPr>
+        <w:t xml:space="preserve"> it is different from that of </w:t>
+      </w:r>
+      <w:r>
+        <w:rPr>
+          <w:rFonts w:hint="default" w:ascii="Bodoni MT" w:hAnsi="Bodoni MT" w:cs="Bodoni MT"/>
+          <w:b/>
+          <w:bCs/>
+          <w:lang w:val="en-IN"/>
+        </w:rPr>
+        <w:t>gemini</w:t>
+      </w:r>
+      <w:r>
+        <w:rPr>
+          <w:rFonts w:hint="default" w:ascii="Bodoni MT" w:hAnsi="Bodoni MT" w:cs="Bodoni MT"/>
+          <w:b w:val="0"/>
+          <w:bCs w:val="0"/>
+          <w:i w:val="0"/>
+          <w:iCs w:val="0"/>
+          <w:lang w:val="en-IN"/>
+        </w:rPr>
+        <w:t>.</w:t>
+      </w:r>
+    </w:p>
+    <w:p>
+      <w:pPr>
+        <w:keepNext w:val="0"/>
+        <w:keepLines w:val="0"/>
+        <w:widowControl/>
+        <w:numPr>
+          <w:ilvl w:val="2"/>
+          <w:numId w:val="11"/>
+        </w:numPr>
+        <w:suppressLineNumbers w:val="0"/>
+        <w:spacing w:before="0" w:beforeAutospacing="0" w:after="0" w:afterAutospacing="0" w:line="360" w:lineRule="auto"/>
+        <w:ind w:left="1260" w:leftChars="0" w:right="0" w:hanging="420" w:firstLineChars="0"/>
+        <w:jc w:val="left"/>
+        <w:rPr>
+          <w:rFonts w:hint="default" w:ascii="Bodoni MT" w:hAnsi="Bodoni MT" w:cs="Bodoni MT"/>
+        </w:rPr>
+      </w:pPr>
+      <w:r>
+        <w:rPr>
+          <w:rFonts w:hint="default" w:ascii="Bodoni MT" w:hAnsi="Bodoni MT" w:cs="Bodoni MT"/>
+          <w:b w:val="0"/>
+          <w:bCs w:val="0"/>
+          <w:i w:val="0"/>
+          <w:iCs w:val="0"/>
+          <w:lang w:val="en-IN"/>
+        </w:rPr>
+        <w:t>Spring AI handles these different types of request payload when you give different model.</w:t>
+      </w:r>
+    </w:p>
+    <w:p>
+      <w:pPr>
+        <w:keepNext w:val="0"/>
+        <w:keepLines w:val="0"/>
+        <w:widowControl/>
+        <w:numPr>
+          <w:ilvl w:val="2"/>
+          <w:numId w:val="11"/>
+        </w:numPr>
+        <w:suppressLineNumbers w:val="0"/>
+        <w:spacing w:before="0" w:beforeAutospacing="0" w:after="0" w:afterAutospacing="0" w:line="360" w:lineRule="auto"/>
+        <w:ind w:left="1260" w:leftChars="0" w:right="0" w:hanging="420" w:firstLineChars="0"/>
+        <w:jc w:val="left"/>
+        <w:rPr>
+          <w:rFonts w:hint="default" w:ascii="Bodoni MT" w:hAnsi="Bodoni MT" w:cs="Bodoni MT"/>
+        </w:rPr>
+      </w:pPr>
+      <w:r>
+        <w:rPr>
+          <w:rFonts w:hint="default" w:ascii="Bodoni MT" w:hAnsi="Bodoni MT" w:cs="Bodoni MT"/>
+          <w:b w:val="0"/>
+          <w:bCs w:val="0"/>
+          <w:i w:val="0"/>
+          <w:iCs w:val="0"/>
+          <w:lang w:val="en-IN"/>
+        </w:rPr>
+        <w:t xml:space="preserve">But, </w:t>
+      </w:r>
+      <w:r>
+        <w:rPr>
+          <w:rFonts w:hint="default" w:ascii="Bodoni MT" w:hAnsi="Bodoni MT" w:cs="Bodoni MT"/>
+          <w:b/>
+          <w:bCs/>
+          <w:i w:val="0"/>
+          <w:iCs w:val="0"/>
+          <w:lang w:val="en-IN"/>
+        </w:rPr>
+        <w:t>openrouter</w:t>
+      </w:r>
+      <w:r>
+        <w:rPr>
+          <w:rFonts w:hint="default" w:ascii="Bodoni MT" w:hAnsi="Bodoni MT" w:cs="Bodoni MT"/>
+          <w:b w:val="0"/>
+          <w:bCs w:val="0"/>
+          <w:i w:val="0"/>
+          <w:iCs w:val="0"/>
+          <w:lang w:val="en-IN"/>
+        </w:rPr>
+        <w:t xml:space="preserve"> contains the payload which is same as that of </w:t>
+      </w:r>
+      <w:r>
+        <w:rPr>
+          <w:rFonts w:hint="default" w:ascii="Bodoni MT" w:hAnsi="Bodoni MT" w:cs="Bodoni MT"/>
+          <w:b/>
+          <w:bCs/>
+          <w:i w:val="0"/>
+          <w:iCs w:val="0"/>
+          <w:lang w:val="en-IN"/>
+        </w:rPr>
+        <w:t>openai</w:t>
+      </w:r>
+      <w:r>
+        <w:rPr>
+          <w:rFonts w:hint="default" w:ascii="Bodoni MT" w:hAnsi="Bodoni MT" w:cs="Bodoni MT"/>
+          <w:b w:val="0"/>
+          <w:bCs w:val="0"/>
+          <w:i w:val="0"/>
+          <w:iCs w:val="0"/>
+          <w:lang w:val="en-IN"/>
+        </w:rPr>
+        <w:t>.</w:t>
+      </w:r>
+    </w:p>
+    <w:p>
+      <w:pPr>
+        <w:keepNext w:val="0"/>
+        <w:keepLines w:val="0"/>
+        <w:widowControl/>
+        <w:numPr>
+          <w:ilvl w:val="2"/>
+          <w:numId w:val="11"/>
+        </w:numPr>
+        <w:suppressLineNumbers w:val="0"/>
+        <w:spacing w:before="0" w:beforeAutospacing="0" w:after="0" w:afterAutospacing="0" w:line="360" w:lineRule="auto"/>
+        <w:ind w:left="1260" w:leftChars="0" w:right="0" w:hanging="420" w:firstLineChars="0"/>
+        <w:jc w:val="left"/>
+        <w:rPr>
+          <w:rFonts w:hint="default" w:ascii="Bodoni MT" w:hAnsi="Bodoni MT" w:cs="Bodoni MT"/>
+        </w:rPr>
+      </w:pPr>
+      <w:r>
+        <w:rPr>
+          <w:rFonts w:hint="default" w:ascii="Bodoni MT" w:hAnsi="Bodoni MT" w:cs="Bodoni MT"/>
+          <w:b w:val="0"/>
+          <w:bCs w:val="0"/>
+          <w:i w:val="0"/>
+          <w:iCs w:val="0"/>
+          <w:lang w:val="en-IN"/>
+        </w:rPr>
+        <w:t xml:space="preserve">You’ll give the payload same as openai and you’ll get the response same as openai, </w:t>
+      </w:r>
+      <w:r>
+        <w:rPr>
+          <w:rFonts w:hint="default" w:ascii="Bodoni MT" w:hAnsi="Bodoni MT" w:cs="Bodoni MT"/>
+          <w:b w:val="0"/>
+          <w:bCs w:val="0"/>
+          <w:i/>
+          <w:iCs/>
+          <w:lang w:val="en-IN"/>
+        </w:rPr>
+        <w:t>openrouter</w:t>
+      </w:r>
+      <w:r>
+        <w:rPr>
+          <w:rFonts w:hint="default" w:ascii="Bodoni MT" w:hAnsi="Bodoni MT" w:cs="Bodoni MT"/>
+          <w:b w:val="0"/>
+          <w:bCs w:val="0"/>
+          <w:i w:val="0"/>
+          <w:iCs w:val="0"/>
+          <w:lang w:val="en-IN"/>
+        </w:rPr>
+        <w:t xml:space="preserve"> under the hood modifies the payload for specific LLM requirement.</w:t>
+      </w:r>
+    </w:p>
+    <w:p>
+      <w:pPr>
+        <w:keepNext w:val="0"/>
+        <w:keepLines w:val="0"/>
+        <w:widowControl/>
+        <w:numPr>
+          <w:ilvl w:val="2"/>
+          <w:numId w:val="11"/>
+        </w:numPr>
+        <w:suppressLineNumbers w:val="0"/>
+        <w:spacing w:before="0" w:beforeAutospacing="0" w:after="0" w:afterAutospacing="0" w:line="360" w:lineRule="auto"/>
+        <w:ind w:left="1260" w:leftChars="0" w:right="0" w:hanging="420" w:firstLineChars="0"/>
+        <w:jc w:val="left"/>
+        <w:rPr>
+          <w:rFonts w:hint="default" w:ascii="Bodoni MT" w:hAnsi="Bodoni MT" w:cs="Bodoni MT"/>
+        </w:rPr>
+      </w:pPr>
+      <w:r>
+        <w:rPr>
+          <w:rFonts w:hint="default" w:ascii="Bodoni MT" w:hAnsi="Bodoni MT" w:cs="Bodoni MT"/>
+          <w:b w:val="0"/>
+          <w:bCs w:val="0"/>
+          <w:i w:val="0"/>
+          <w:iCs w:val="0"/>
+          <w:lang w:val="en-IN"/>
+        </w:rPr>
+        <w:t xml:space="preserve">So, even if some different LLM are being used in openrouter, you’ll still give the type as </w:t>
+      </w:r>
+      <w:r>
+        <w:rPr>
+          <w:rFonts w:hint="default" w:ascii="Bodoni MT" w:hAnsi="Bodoni MT" w:cs="Bodoni MT"/>
+          <w:b/>
+          <w:bCs/>
+          <w:i/>
+          <w:iCs/>
+          <w:lang w:val="en-IN"/>
+        </w:rPr>
+        <w:t>openai</w:t>
+      </w:r>
+      <w:r>
+        <w:rPr>
+          <w:rFonts w:hint="default" w:ascii="Bodoni MT" w:hAnsi="Bodoni MT" w:cs="Bodoni MT"/>
+          <w:b w:val="0"/>
+          <w:bCs w:val="0"/>
+          <w:i w:val="0"/>
+          <w:iCs w:val="0"/>
+          <w:lang w:val="en-IN"/>
+        </w:rPr>
+        <w:t xml:space="preserve"> only.</w:t>
+      </w:r>
+    </w:p>
+    <w:p>
+      <w:pPr>
+        <w:keepNext w:val="0"/>
+        <w:keepLines w:val="0"/>
+        <w:widowControl/>
+        <w:numPr>
+          <w:ilvl w:val="1"/>
+          <w:numId w:val="11"/>
+        </w:numPr>
+        <w:suppressLineNumbers w:val="0"/>
+        <w:spacing w:before="0" w:beforeAutospacing="0" w:after="0" w:afterAutospacing="0" w:line="360" w:lineRule="auto"/>
+        <w:ind w:left="840" w:leftChars="0" w:right="0" w:hanging="420" w:firstLineChars="0"/>
+        <w:jc w:val="left"/>
+        <w:rPr>
+          <w:rFonts w:hint="default" w:ascii="Bodoni MT" w:hAnsi="Bodoni MT" w:cs="Bodoni MT"/>
+          <w:color w:val="002060"/>
+          <w:highlight w:val="lightGray"/>
+        </w:rPr>
+      </w:pPr>
+      <w:r>
+        <w:rPr>
+          <w:rFonts w:hint="default" w:ascii="Bodoni MT" w:hAnsi="Bodoni MT" w:cs="Bodoni MT"/>
+          <w:color w:val="002060"/>
+          <w:highlight w:val="lightGray"/>
+          <w:lang w:val="en-IN"/>
+        </w:rPr>
+        <w:t xml:space="preserve">                                                                    </w:t>
+      </w:r>
+    </w:p>
+    <w:p>
+      <w:pPr>
+        <w:keepNext w:val="0"/>
+        <w:keepLines w:val="0"/>
+        <w:widowControl/>
+        <w:numPr>
+          <w:ilvl w:val="0"/>
+          <w:numId w:val="11"/>
+        </w:numPr>
+        <w:suppressLineNumbers w:val="0"/>
+        <w:spacing w:before="0" w:beforeAutospacing="0" w:after="0" w:afterAutospacing="0" w:line="360" w:lineRule="auto"/>
+        <w:ind w:left="420" w:leftChars="0" w:right="0" w:hanging="420" w:firstLineChars="0"/>
+        <w:jc w:val="left"/>
+        <w:rPr>
+          <w:rFonts w:hint="default" w:ascii="Bodoni MT" w:hAnsi="Bodoni MT" w:cs="Bodoni MT"/>
+        </w:rPr>
+      </w:pPr>
+      <w:r>
+        <w:rPr>
+          <w:rFonts w:hint="default" w:ascii="Bodoni MT" w:hAnsi="Bodoni MT" w:eastAsia="等线" w:cs="Bodoni MT"/>
+          <w:b w:val="0"/>
+          <w:bCs w:val="0"/>
+          <w:i w:val="0"/>
+          <w:iCs w:val="0"/>
+          <w:color w:val="auto"/>
+          <w:kern w:val="0"/>
+          <w:sz w:val="22"/>
+          <w:szCs w:val="22"/>
+          <w:lang w:val="en-IN" w:eastAsia="zh-CN" w:bidi="ar"/>
+        </w:rPr>
+        <w:t>F</w:t>
+      </w:r>
+    </w:p>
+    <w:p>
+      <w:pPr>
+        <w:rPr>
+          <w:rFonts w:hint="default" w:ascii="Bodoni MT" w:hAnsi="Bodoni MT" w:cs="Bodoni MT"/>
+        </w:rPr>
+      </w:pPr>
+      <w:r>
+        <w:rPr>
+          <w:rFonts w:hint="default" w:ascii="Bodoni MT" w:hAnsi="Bodoni MT" w:eastAsia="等线" w:cs="Bodoni MT"/>
+          <w:b w:val="0"/>
+          <w:bCs w:val="0"/>
+          <w:i w:val="0"/>
+          <w:iCs w:val="0"/>
+          <w:color w:val="auto"/>
+          <w:kern w:val="0"/>
+          <w:sz w:val="22"/>
+          <w:szCs w:val="22"/>
+          <w:lang w:val="en-IN" w:eastAsia="zh-CN" w:bidi="ar"/>
+        </w:rPr>
+        <w:br w:type="page"/>
+      </w:r>
+    </w:p>
+    <w:p>
+      <w:pPr>
+        <w:keepNext w:val="0"/>
+        <w:keepLines w:val="0"/>
+        <w:widowControl/>
+        <w:numPr>
+          <w:ilvl w:val="0"/>
+          <w:numId w:val="11"/>
+        </w:numPr>
+        <w:suppressLineNumbers w:val="0"/>
+        <w:spacing w:before="0" w:beforeAutospacing="0" w:after="0" w:afterAutospacing="0" w:line="360" w:lineRule="auto"/>
+        <w:ind w:left="420" w:leftChars="0" w:right="0" w:hanging="420" w:firstLineChars="0"/>
+        <w:jc w:val="left"/>
+        <w:rPr>
+          <w:rFonts w:hint="default" w:ascii="Bodoni MT" w:hAnsi="Bodoni MT" w:cs="Bodoni MT"/>
+        </w:rPr>
+      </w:pPr>
+      <w:r>
+        <w:rPr>
+          <w:rFonts w:hint="default" w:ascii="Bodoni MT" w:hAnsi="Bodoni MT" w:cs="Bodoni MT"/>
+          <w:lang w:val="en-IN"/>
+        </w:rPr>
+        <w:t>Creating custom advisor for File Tree</w:t>
+      </w:r>
+    </w:p>
+    <w:p>
+      <w:pPr>
+        <w:keepNext w:val="0"/>
+        <w:keepLines w:val="0"/>
+        <w:widowControl/>
+        <w:numPr>
+          <w:ilvl w:val="1"/>
+          <w:numId w:val="11"/>
+        </w:numPr>
+        <w:suppressLineNumbers w:val="0"/>
+        <w:spacing w:before="0" w:beforeAutospacing="0" w:after="0" w:afterAutospacing="0" w:line="360" w:lineRule="auto"/>
+        <w:ind w:left="840" w:leftChars="0" w:right="0" w:hanging="420" w:firstLineChars="0"/>
+        <w:jc w:val="left"/>
+        <w:rPr>
+          <w:rFonts w:hint="default" w:ascii="Bodoni MT" w:hAnsi="Bodoni MT" w:cs="Bodoni MT"/>
+        </w:rPr>
+      </w:pPr>
+      <w:r>
+        <w:drawing>
+          <wp:inline distT="0" distB="0" distL="114300" distR="114300">
+            <wp:extent cx="5842635" cy="869315"/>
+            <wp:effectExtent l="0" t="0" r="12065" b="6985"/>
+            <wp:docPr id="23" name="Picture 3"/>
+            <wp:cNvGraphicFramePr>
+              <a:graphicFrameLocks xmlns:a="http://schemas.openxmlformats.org/drawingml/2006/main" noChangeAspect="1"/>
+            </wp:cNvGraphicFramePr>
+            <a:graphic xmlns:a="http://schemas.openxmlformats.org/drawingml/2006/main">
+              <a:graphicData uri="http://schemas.openxmlformats.org/drawingml/2006/picture">
+                <pic:pic xmlns:pic="http://schemas.openxmlformats.org/drawingml/2006/picture">
+                  <pic:nvPicPr>
+                    <pic:cNvPr id="23" name="Picture 3"/>
+                    <pic:cNvPicPr>
+                      <a:picLocks noChangeAspect="1"/>
+                    </pic:cNvPicPr>
+                  </pic:nvPicPr>
+                  <pic:blipFill>
+                    <a:blip r:embed="rId17"/>
+                    <a:stretch>
+                      <a:fillRect/>
+                    </a:stretch>
+                  </pic:blipFill>
+                  <pic:spPr>
+                    <a:xfrm>
+                      <a:off x="0" y="0"/>
+                      <a:ext cx="5842635" cy="869315"/>
+                    </a:xfrm>
+                    <a:prstGeom prst="rect">
+                      <a:avLst/>
+                    </a:prstGeom>
+                    <a:noFill/>
+                    <a:ln>
+                      <a:noFill/>
+                    </a:ln>
+                  </pic:spPr>
+                </pic:pic>
+              </a:graphicData>
+            </a:graphic>
+          </wp:inline>
+        </w:drawing>
+      </w:r>
+    </w:p>
+    <w:p>
+      <w:pPr>
+        <w:keepNext w:val="0"/>
+        <w:keepLines w:val="0"/>
+        <w:widowControl/>
+        <w:numPr>
+          <w:ilvl w:val="2"/>
+          <w:numId w:val="11"/>
+        </w:numPr>
+        <w:suppressLineNumbers w:val="0"/>
+        <w:spacing w:before="0" w:beforeAutospacing="0" w:after="0" w:afterAutospacing="0" w:line="360" w:lineRule="auto"/>
+        <w:ind w:left="1260" w:leftChars="0" w:right="0" w:hanging="420" w:firstLineChars="0"/>
+        <w:jc w:val="left"/>
+        <w:rPr>
+          <w:rFonts w:hint="default" w:ascii="Bodoni MT" w:hAnsi="Bodoni MT" w:cs="Bodoni MT"/>
+        </w:rPr>
+      </w:pPr>
+      <w:r>
+        <w:rPr>
+          <w:rFonts w:hint="default" w:ascii="Bodoni MT" w:hAnsi="Bodoni MT" w:cs="Bodoni MT"/>
+          <w:lang w:val="en-IN"/>
+        </w:rPr>
+        <w:t xml:space="preserve">This </w:t>
+      </w:r>
+      <w:r>
+        <w:rPr>
+          <w:rFonts w:hint="default" w:ascii="Bodoni MT" w:hAnsi="Bodoni MT" w:cs="Bodoni MT"/>
+          <w:b/>
+          <w:bCs/>
+          <w:lang w:val="en-IN"/>
+        </w:rPr>
+        <w:t>context</w:t>
+      </w:r>
+      <w:r>
+        <w:rPr>
+          <w:rFonts w:hint="default" w:ascii="Bodoni MT" w:hAnsi="Bodoni MT" w:cs="Bodoni MT"/>
+          <w:b w:val="0"/>
+          <w:bCs w:val="0"/>
+          <w:lang w:val="en-IN"/>
+        </w:rPr>
+        <w:t xml:space="preserve"> is nothing but the params that were passed in chatClient.</w:t>
+      </w:r>
+      <w:r>
+        <w:rPr>
+          <w:rFonts w:hint="default" w:ascii="Bodoni MT" w:hAnsi="Bodoni MT" w:cs="Bodoni MT"/>
+          <w:b w:val="0"/>
+          <w:bCs w:val="0"/>
+          <w:lang w:val="en-IN"/>
+        </w:rPr>
+        <w:br w:type="textWrapping"/>
+      </w:r>
+      <w:r>
+        <w:drawing>
+          <wp:inline distT="0" distB="0" distL="114300" distR="114300">
+            <wp:extent cx="2051050" cy="996950"/>
+            <wp:effectExtent l="0" t="0" r="6350" b="6350"/>
+            <wp:docPr id="24" name="Picture 4"/>
+            <wp:cNvGraphicFramePr>
+              <a:graphicFrameLocks xmlns:a="http://schemas.openxmlformats.org/drawingml/2006/main" noChangeAspect="1"/>
+            </wp:cNvGraphicFramePr>
+            <a:graphic xmlns:a="http://schemas.openxmlformats.org/drawingml/2006/main">
+              <a:graphicData uri="http://schemas.openxmlformats.org/drawingml/2006/picture">
+                <pic:pic xmlns:pic="http://schemas.openxmlformats.org/drawingml/2006/picture">
+                  <pic:nvPicPr>
+                    <pic:cNvPr id="24" name="Picture 4"/>
+                    <pic:cNvPicPr>
+                      <a:picLocks noChangeAspect="1"/>
+                    </pic:cNvPicPr>
+                  </pic:nvPicPr>
+                  <pic:blipFill>
+                    <a:blip r:embed="rId18"/>
+                    <a:stretch>
+                      <a:fillRect/>
+                    </a:stretch>
+                  </pic:blipFill>
+                  <pic:spPr>
+                    <a:xfrm>
+                      <a:off x="0" y="0"/>
+                      <a:ext cx="2051050" cy="996950"/>
+                    </a:xfrm>
+                    <a:prstGeom prst="rect">
+                      <a:avLst/>
+                    </a:prstGeom>
+                    <a:noFill/>
+                    <a:ln>
+                      <a:noFill/>
+                    </a:ln>
+                  </pic:spPr>
+                </pic:pic>
+              </a:graphicData>
+            </a:graphic>
+          </wp:inline>
+        </w:drawing>
+      </w:r>
+      <w:r>
+        <w:drawing>
+          <wp:inline distT="0" distB="0" distL="114300" distR="114300">
+            <wp:extent cx="2352040" cy="593725"/>
+            <wp:effectExtent l="0" t="0" r="10160" b="3175"/>
+            <wp:docPr id="25" name="Picture 5"/>
+            <wp:cNvGraphicFramePr>
+              <a:graphicFrameLocks xmlns:a="http://schemas.openxmlformats.org/drawingml/2006/main" noChangeAspect="1"/>
+            </wp:cNvGraphicFramePr>
+            <a:graphic xmlns:a="http://schemas.openxmlformats.org/drawingml/2006/main">
+              <a:graphicData uri="http://schemas.openxmlformats.org/drawingml/2006/picture">
+                <pic:pic xmlns:pic="http://schemas.openxmlformats.org/drawingml/2006/picture">
+                  <pic:nvPicPr>
+                    <pic:cNvPr id="25" name="Picture 5"/>
+                    <pic:cNvPicPr>
+                      <a:picLocks noChangeAspect="1"/>
+                    </pic:cNvPicPr>
+                  </pic:nvPicPr>
+                  <pic:blipFill>
+                    <a:blip r:embed="rId19"/>
+                    <a:stretch>
+                      <a:fillRect/>
+                    </a:stretch>
+                  </pic:blipFill>
+                  <pic:spPr>
+                    <a:xfrm>
+                      <a:off x="0" y="0"/>
+                      <a:ext cx="2352040" cy="593725"/>
+                    </a:xfrm>
+                    <a:prstGeom prst="rect">
+                      <a:avLst/>
+                    </a:prstGeom>
+                    <a:noFill/>
+                    <a:ln>
+                      <a:noFill/>
+                    </a:ln>
+                  </pic:spPr>
+                </pic:pic>
+              </a:graphicData>
+            </a:graphic>
+          </wp:inline>
+        </w:drawing>
+      </w:r>
+    </w:p>
+    <w:p>
+      <w:pPr>
+        <w:keepNext w:val="0"/>
+        <w:keepLines w:val="0"/>
+        <w:widowControl/>
+        <w:numPr>
+          <w:ilvl w:val="1"/>
+          <w:numId w:val="11"/>
+        </w:numPr>
+        <w:suppressLineNumbers w:val="0"/>
+        <w:spacing w:before="0" w:beforeAutospacing="0" w:after="0" w:afterAutospacing="0" w:line="360" w:lineRule="auto"/>
+        <w:ind w:left="840" w:leftChars="0" w:right="0" w:hanging="420" w:firstLineChars="0"/>
+        <w:jc w:val="left"/>
+        <w:rPr>
+          <w:rFonts w:hint="default" w:ascii="Bodoni MT" w:hAnsi="Bodoni MT" w:cs="Bodoni MT"/>
         </w:rPr>
       </w:pPr>
       <w:bookmarkStart w:id="0" w:name="_GoBack"/>
       <w:bookmarkEnd w:id="0"/>
+    </w:p>
+    <w:p>
+      <w:pPr>
+        <w:keepNext w:val="0"/>
+        <w:keepLines w:val="0"/>
+        <w:widowControl/>
+        <w:numPr>
+          <w:ilvl w:val="0"/>
+          <w:numId w:val="11"/>
+        </w:numPr>
+        <w:suppressLineNumbers w:val="0"/>
+        <w:spacing w:before="0" w:beforeAutospacing="0" w:after="0" w:afterAutospacing="0" w:line="360" w:lineRule="auto"/>
+        <w:ind w:left="420" w:leftChars="0" w:right="0" w:hanging="420" w:firstLineChars="0"/>
+        <w:jc w:val="left"/>
+        <w:rPr>
+          <w:rFonts w:hint="default" w:ascii="Bodoni MT" w:hAnsi="Bodoni MT" w:cs="Bodoni MT"/>
+        </w:rPr>
+      </w:pPr>
+      <w:r>
+        <w:rPr>
+          <w:rFonts w:hint="default" w:ascii="Bodoni MT" w:hAnsi="Bodoni MT" w:eastAsia="等线" w:cs="Bodoni MT"/>
+          <w:b w:val="0"/>
+          <w:bCs w:val="0"/>
+          <w:i w:val="0"/>
+          <w:iCs w:val="0"/>
+          <w:color w:val="auto"/>
+          <w:kern w:val="0"/>
+          <w:sz w:val="22"/>
+          <w:szCs w:val="22"/>
+          <w:lang w:val="en-IN" w:eastAsia="zh-CN" w:bidi="ar"/>
+        </w:rPr>
+        <w:t>F</w:t>
+      </w:r>
+    </w:p>
+    <w:p>
+      <w:pPr>
+        <w:keepNext w:val="0"/>
+        <w:keepLines w:val="0"/>
+        <w:widowControl/>
+        <w:numPr>
+          <w:ilvl w:val="0"/>
+          <w:numId w:val="11"/>
+        </w:numPr>
+        <w:suppressLineNumbers w:val="0"/>
+        <w:spacing w:before="0" w:beforeAutospacing="0" w:after="0" w:afterAutospacing="0" w:line="360" w:lineRule="auto"/>
+        <w:ind w:left="420" w:leftChars="0" w:right="0" w:hanging="420" w:firstLineChars="0"/>
+        <w:jc w:val="left"/>
+        <w:rPr>
+          <w:rFonts w:hint="default" w:ascii="Bodoni MT" w:hAnsi="Bodoni MT" w:cs="Bodoni MT"/>
+        </w:rPr>
+      </w:pPr>
+      <w:r>
+        <w:rPr>
+          <w:rFonts w:hint="default" w:ascii="Bodoni MT" w:hAnsi="Bodoni MT" w:eastAsia="等线" w:cs="Bodoni MT"/>
+          <w:b w:val="0"/>
+          <w:bCs w:val="0"/>
+          <w:i w:val="0"/>
+          <w:iCs w:val="0"/>
+          <w:color w:val="auto"/>
+          <w:kern w:val="0"/>
+          <w:sz w:val="22"/>
+          <w:szCs w:val="22"/>
+          <w:lang w:val="en-IN" w:eastAsia="zh-CN" w:bidi="ar"/>
+        </w:rPr>
+        <w:t>F</w:t>
+      </w:r>
+    </w:p>
+    <w:p>
+      <w:pPr>
+        <w:keepNext w:val="0"/>
+        <w:keepLines w:val="0"/>
+        <w:widowControl/>
+        <w:numPr>
+          <w:ilvl w:val="0"/>
+          <w:numId w:val="11"/>
+        </w:numPr>
+        <w:suppressLineNumbers w:val="0"/>
+        <w:spacing w:before="0" w:beforeAutospacing="0" w:after="0" w:afterAutospacing="0" w:line="360" w:lineRule="auto"/>
+        <w:ind w:left="420" w:leftChars="0" w:right="0" w:hanging="420" w:firstLineChars="0"/>
+        <w:jc w:val="left"/>
+        <w:rPr>
+          <w:rFonts w:hint="default" w:ascii="Bodoni MT" w:hAnsi="Bodoni MT" w:cs="Bodoni MT"/>
+        </w:rPr>
+      </w:pPr>
+      <w:r>
+        <w:rPr>
+          <w:rFonts w:hint="default" w:ascii="Bodoni MT" w:hAnsi="Bodoni MT" w:eastAsia="等线" w:cs="Bodoni MT"/>
+          <w:b w:val="0"/>
+          <w:bCs w:val="0"/>
+          <w:i w:val="0"/>
+          <w:iCs w:val="0"/>
+          <w:color w:val="auto"/>
+          <w:kern w:val="0"/>
+          <w:sz w:val="22"/>
+          <w:szCs w:val="22"/>
+          <w:lang w:val="en-IN" w:eastAsia="zh-CN" w:bidi="ar"/>
+        </w:rPr>
+        <w:t>F</w:t>
+      </w:r>
+    </w:p>
+    <w:p>
+      <w:pPr>
+        <w:keepNext w:val="0"/>
+        <w:keepLines w:val="0"/>
+        <w:widowControl/>
+        <w:numPr>
+          <w:ilvl w:val="0"/>
+          <w:numId w:val="11"/>
+        </w:numPr>
+        <w:suppressLineNumbers w:val="0"/>
+        <w:spacing w:before="0" w:beforeAutospacing="0" w:after="0" w:afterAutospacing="0" w:line="360" w:lineRule="auto"/>
+        <w:ind w:left="420" w:leftChars="0" w:right="0" w:hanging="420" w:firstLineChars="0"/>
+        <w:jc w:val="left"/>
+        <w:rPr>
+          <w:rFonts w:hint="default" w:ascii="Bodoni MT" w:hAnsi="Bodoni MT" w:cs="Bodoni MT"/>
+        </w:rPr>
+      </w:pPr>
+      <w:r>
+        <w:rPr>
+          <w:rFonts w:hint="default" w:ascii="Bodoni MT" w:hAnsi="Bodoni MT" w:eastAsia="等线" w:cs="Bodoni MT"/>
+          <w:b w:val="0"/>
+          <w:bCs w:val="0"/>
+          <w:i w:val="0"/>
+          <w:iCs w:val="0"/>
+          <w:color w:val="auto"/>
+          <w:kern w:val="0"/>
+          <w:sz w:val="22"/>
+          <w:szCs w:val="22"/>
+          <w:lang w:val="en-IN" w:eastAsia="zh-CN" w:bidi="ar"/>
+        </w:rPr>
+        <w:t>F</w:t>
+      </w:r>
+    </w:p>
+    <w:p>
+      <w:pPr>
+        <w:keepNext w:val="0"/>
+        <w:keepLines w:val="0"/>
+        <w:widowControl/>
+        <w:numPr>
+          <w:ilvl w:val="0"/>
+          <w:numId w:val="11"/>
+        </w:numPr>
+        <w:suppressLineNumbers w:val="0"/>
+        <w:spacing w:before="0" w:beforeAutospacing="0" w:after="0" w:afterAutospacing="0" w:line="360" w:lineRule="auto"/>
+        <w:ind w:left="420" w:leftChars="0" w:right="0" w:hanging="420" w:firstLineChars="0"/>
+        <w:jc w:val="left"/>
+        <w:rPr>
+          <w:rFonts w:hint="default" w:ascii="Bodoni MT" w:hAnsi="Bodoni MT" w:cs="Bodoni MT"/>
+        </w:rPr>
+      </w:pPr>
+      <w:r>
+        <w:rPr>
+          <w:rFonts w:hint="default" w:ascii="Bodoni MT" w:hAnsi="Bodoni MT" w:eastAsia="等线" w:cs="Bodoni MT"/>
+          <w:b w:val="0"/>
+          <w:bCs w:val="0"/>
+          <w:i w:val="0"/>
+          <w:iCs w:val="0"/>
+          <w:color w:val="auto"/>
+          <w:kern w:val="0"/>
+          <w:sz w:val="22"/>
+          <w:szCs w:val="22"/>
+          <w:lang w:val="en-IN" w:eastAsia="zh-CN" w:bidi="ar"/>
+        </w:rPr>
+        <w:t>F</w:t>
+      </w:r>
+    </w:p>
+    <w:p>
+      <w:pPr>
+        <w:keepNext w:val="0"/>
+        <w:keepLines w:val="0"/>
+        <w:widowControl/>
+        <w:numPr>
+          <w:ilvl w:val="0"/>
+          <w:numId w:val="11"/>
+        </w:numPr>
+        <w:suppressLineNumbers w:val="0"/>
+        <w:spacing w:before="0" w:beforeAutospacing="0" w:after="0" w:afterAutospacing="0" w:line="360" w:lineRule="auto"/>
+        <w:ind w:left="420" w:leftChars="0" w:right="0" w:hanging="420" w:firstLineChars="0"/>
+        <w:jc w:val="left"/>
+        <w:rPr>
+          <w:rFonts w:hint="default" w:ascii="Bodoni MT" w:hAnsi="Bodoni MT" w:cs="Bodoni MT"/>
+        </w:rPr>
+      </w:pPr>
+      <w:r>
+        <w:rPr>
+          <w:rFonts w:hint="default" w:ascii="Bodoni MT" w:hAnsi="Bodoni MT" w:eastAsia="等线" w:cs="Bodoni MT"/>
+          <w:b w:val="0"/>
+          <w:bCs w:val="0"/>
+          <w:i w:val="0"/>
+          <w:iCs w:val="0"/>
+          <w:color w:val="auto"/>
+          <w:kern w:val="0"/>
+          <w:sz w:val="22"/>
+          <w:szCs w:val="22"/>
+          <w:lang w:val="en-IN" w:eastAsia="zh-CN" w:bidi="ar"/>
+        </w:rPr>
+        <w:t>F</w:t>
+      </w:r>
+    </w:p>
+    <w:p>
+      <w:pPr>
+        <w:keepNext w:val="0"/>
+        <w:keepLines w:val="0"/>
+        <w:widowControl/>
+        <w:numPr>
+          <w:ilvl w:val="0"/>
+          <w:numId w:val="11"/>
+        </w:numPr>
+        <w:suppressLineNumbers w:val="0"/>
+        <w:spacing w:before="0" w:beforeAutospacing="0" w:after="0" w:afterAutospacing="0" w:line="360" w:lineRule="auto"/>
+        <w:ind w:left="420" w:leftChars="0" w:right="0" w:hanging="420" w:firstLineChars="0"/>
+        <w:jc w:val="left"/>
+        <w:rPr>
+          <w:rFonts w:hint="default" w:ascii="Bodoni MT" w:hAnsi="Bodoni MT" w:cs="Bodoni MT"/>
+        </w:rPr>
+      </w:pPr>
+      <w:r>
+        <w:rPr>
+          <w:rFonts w:hint="default" w:ascii="Bodoni MT" w:hAnsi="Bodoni MT" w:eastAsia="等线" w:cs="Bodoni MT"/>
+          <w:b w:val="0"/>
+          <w:bCs w:val="0"/>
+          <w:i w:val="0"/>
+          <w:iCs w:val="0"/>
+          <w:color w:val="auto"/>
+          <w:kern w:val="0"/>
+          <w:sz w:val="22"/>
+          <w:szCs w:val="22"/>
+          <w:lang w:val="en-IN" w:eastAsia="zh-CN" w:bidi="ar"/>
+        </w:rPr>
+        <w:t>F</w:t>
+      </w:r>
+    </w:p>
+    <w:p>
+      <w:pPr>
+        <w:keepNext w:val="0"/>
+        <w:keepLines w:val="0"/>
+        <w:widowControl/>
+        <w:numPr>
+          <w:ilvl w:val="0"/>
+          <w:numId w:val="11"/>
+        </w:numPr>
+        <w:suppressLineNumbers w:val="0"/>
+        <w:spacing w:before="0" w:beforeAutospacing="0" w:after="0" w:afterAutospacing="0" w:line="360" w:lineRule="auto"/>
+        <w:ind w:left="420" w:leftChars="0" w:right="0" w:hanging="420" w:firstLineChars="0"/>
+        <w:jc w:val="left"/>
+        <w:rPr>
+          <w:rFonts w:hint="default" w:ascii="Bodoni MT" w:hAnsi="Bodoni MT" w:cs="Bodoni MT"/>
+        </w:rPr>
+      </w:pPr>
+      <w:r>
+        <w:rPr>
+          <w:rFonts w:hint="default" w:ascii="Bodoni MT" w:hAnsi="Bodoni MT" w:eastAsia="等线" w:cs="Bodoni MT"/>
+          <w:b w:val="0"/>
+          <w:bCs w:val="0"/>
+          <w:i w:val="0"/>
+          <w:iCs w:val="0"/>
+          <w:color w:val="auto"/>
+          <w:kern w:val="0"/>
+          <w:sz w:val="22"/>
+          <w:szCs w:val="22"/>
+          <w:lang w:val="en-IN" w:eastAsia="zh-CN" w:bidi="ar"/>
+        </w:rPr>
+        <w:t>F</w:t>
+      </w:r>
+    </w:p>
+    <w:p>
+      <w:pPr>
+        <w:keepNext w:val="0"/>
+        <w:keepLines w:val="0"/>
+        <w:widowControl/>
+        <w:numPr>
+          <w:ilvl w:val="0"/>
+          <w:numId w:val="11"/>
+        </w:numPr>
+        <w:suppressLineNumbers w:val="0"/>
+        <w:spacing w:before="0" w:beforeAutospacing="0" w:after="0" w:afterAutospacing="0" w:line="360" w:lineRule="auto"/>
+        <w:ind w:left="420" w:leftChars="0" w:right="0" w:hanging="420" w:firstLineChars="0"/>
+        <w:jc w:val="left"/>
+        <w:rPr>
+          <w:rFonts w:hint="default" w:ascii="Bodoni MT" w:hAnsi="Bodoni MT" w:cs="Bodoni MT"/>
+        </w:rPr>
+      </w:pPr>
+      <w:r>
+        <w:rPr>
+          <w:rFonts w:hint="default" w:ascii="Bodoni MT" w:hAnsi="Bodoni MT" w:eastAsia="等线" w:cs="Bodoni MT"/>
+          <w:b w:val="0"/>
+          <w:bCs w:val="0"/>
+          <w:i w:val="0"/>
+          <w:iCs w:val="0"/>
+          <w:color w:val="auto"/>
+          <w:kern w:val="0"/>
+          <w:sz w:val="22"/>
+          <w:szCs w:val="22"/>
+          <w:lang w:val="en-IN" w:eastAsia="zh-CN" w:bidi="ar"/>
+        </w:rPr>
+        <w:t>F</w:t>
+      </w:r>
+    </w:p>
+    <w:p>
+      <w:pPr>
+        <w:keepNext w:val="0"/>
+        <w:keepLines w:val="0"/>
+        <w:widowControl/>
+        <w:numPr>
+          <w:ilvl w:val="0"/>
+          <w:numId w:val="11"/>
+        </w:numPr>
+        <w:suppressLineNumbers w:val="0"/>
+        <w:spacing w:before="0" w:beforeAutospacing="0" w:after="0" w:afterAutospacing="0" w:line="360" w:lineRule="auto"/>
+        <w:ind w:left="420" w:leftChars="0" w:right="0" w:hanging="420" w:firstLineChars="0"/>
+        <w:jc w:val="left"/>
+        <w:rPr>
+          <w:rFonts w:hint="default" w:ascii="Bodoni MT" w:hAnsi="Bodoni MT" w:cs="Bodoni MT"/>
+        </w:rPr>
+      </w:pPr>
+      <w:r>
+        <w:rPr>
+          <w:rFonts w:hint="default" w:ascii="Bodoni MT" w:hAnsi="Bodoni MT" w:eastAsia="等线" w:cs="Bodoni MT"/>
+          <w:b w:val="0"/>
+          <w:bCs w:val="0"/>
+          <w:i w:val="0"/>
+          <w:iCs w:val="0"/>
+          <w:color w:val="auto"/>
+          <w:kern w:val="0"/>
+          <w:sz w:val="22"/>
+          <w:szCs w:val="22"/>
+          <w:lang w:val="en-IN" w:eastAsia="zh-CN" w:bidi="ar"/>
+        </w:rPr>
+        <w:t>F</w:t>
+      </w:r>
+    </w:p>
+    <w:p>
+      <w:pPr>
+        <w:keepNext w:val="0"/>
+        <w:keepLines w:val="0"/>
+        <w:widowControl/>
+        <w:numPr>
+          <w:ilvl w:val="0"/>
+          <w:numId w:val="11"/>
+        </w:numPr>
+        <w:suppressLineNumbers w:val="0"/>
+        <w:spacing w:before="0" w:beforeAutospacing="0" w:after="0" w:afterAutospacing="0" w:line="360" w:lineRule="auto"/>
+        <w:ind w:left="420" w:leftChars="0" w:right="0" w:hanging="420" w:firstLineChars="0"/>
+        <w:jc w:val="left"/>
+        <w:rPr>
+          <w:rFonts w:hint="default" w:ascii="Bodoni MT" w:hAnsi="Bodoni MT" w:cs="Bodoni MT"/>
+        </w:rPr>
+      </w:pPr>
+      <w:r>
+        <w:rPr>
+          <w:rFonts w:hint="default" w:ascii="Bodoni MT" w:hAnsi="Bodoni MT" w:eastAsia="等线" w:cs="Bodoni MT"/>
+          <w:b w:val="0"/>
+          <w:bCs w:val="0"/>
+          <w:i w:val="0"/>
+          <w:iCs w:val="0"/>
+          <w:color w:val="auto"/>
+          <w:kern w:val="0"/>
+          <w:sz w:val="22"/>
+          <w:szCs w:val="22"/>
+          <w:lang w:val="en-IN" w:eastAsia="zh-CN" w:bidi="ar"/>
+        </w:rPr>
+        <w:t>F</w:t>
+      </w:r>
+    </w:p>
+    <w:p>
+      <w:pPr>
+        <w:keepNext w:val="0"/>
+        <w:keepLines w:val="0"/>
+        <w:widowControl/>
+        <w:numPr>
+          <w:ilvl w:val="0"/>
+          <w:numId w:val="11"/>
+        </w:numPr>
+        <w:suppressLineNumbers w:val="0"/>
+        <w:spacing w:before="0" w:beforeAutospacing="0" w:after="0" w:afterAutospacing="0" w:line="360" w:lineRule="auto"/>
+        <w:ind w:left="420" w:leftChars="0" w:right="0" w:hanging="420" w:firstLineChars="0"/>
+        <w:jc w:val="left"/>
+        <w:rPr>
+          <w:rFonts w:hint="default" w:ascii="Bodoni MT" w:hAnsi="Bodoni MT" w:cs="Bodoni MT"/>
+        </w:rPr>
+      </w:pPr>
+      <w:r>
+        <w:rPr>
+          <w:rFonts w:hint="default" w:ascii="Bodoni MT" w:hAnsi="Bodoni MT" w:eastAsia="等线" w:cs="Bodoni MT"/>
+          <w:b w:val="0"/>
+          <w:bCs w:val="0"/>
+          <w:i w:val="0"/>
+          <w:iCs w:val="0"/>
+          <w:color w:val="auto"/>
+          <w:kern w:val="0"/>
+          <w:sz w:val="22"/>
+          <w:szCs w:val="22"/>
+          <w:lang w:val="en-IN" w:eastAsia="zh-CN" w:bidi="ar"/>
+        </w:rPr>
+        <w:t>F</w:t>
+      </w:r>
     </w:p>
     <w:p>
       <w:pPr>
@@ -4148,7 +5743,7 @@
                     </pic:cNvPicPr>
                   </pic:nvPicPr>
                   <pic:blipFill>
-                    <a:blip r:embed="rId16"/>
+                    <a:blip r:embed="rId20"/>
                     <a:stretch>
                       <a:fillRect/>
                     </a:stretch>
@@ -4200,7 +5795,7 @@
                     </pic:cNvPicPr>
                   </pic:nvPicPr>
                   <pic:blipFill>
-                    <a:blip r:embed="rId17"/>
+                    <a:blip r:embed="rId21"/>
                     <a:stretch>
                       <a:fillRect/>
                     </a:stretch>
@@ -4260,7 +5855,7 @@
                     </pic:cNvPicPr>
                   </pic:nvPicPr>
                   <pic:blipFill>
-                    <a:blip r:embed="rId18"/>
+                    <a:blip r:embed="rId22"/>
                     <a:stretch>
                       <a:fillRect/>
                     </a:stretch>
@@ -4396,7 +5991,7 @@
                     </pic:cNvPicPr>
                   </pic:nvPicPr>
                   <pic:blipFill>
-                    <a:blip r:embed="rId19"/>
+                    <a:blip r:embed="rId23"/>
                     <a:stretch>
                       <a:fillRect/>
                     </a:stretch>
@@ -4427,6 +6022,7 @@
         <w:keepLines w:val="0"/>
         <w:widowControl/>
         <w:numPr>
+          <w:ilvl w:val="0"/>
           <w:numId w:val="0"/>
         </w:numPr>
         <w:suppressLineNumbers w:val="0"/>
@@ -4520,7 +6116,7 @@
                     </pic:cNvPicPr>
                   </pic:nvPicPr>
                   <pic:blipFill>
-                    <a:blip r:embed="rId20"/>
+                    <a:blip r:embed="rId24"/>
                     <a:stretch>
                       <a:fillRect/>
                     </a:stretch>
@@ -4551,6 +6147,7 @@
         <w:keepLines w:val="0"/>
         <w:widowControl/>
         <w:numPr>
+          <w:ilvl w:val="0"/>
           <w:numId w:val="0"/>
         </w:numPr>
         <w:suppressLineNumbers w:val="0"/>
@@ -4622,7 +6219,7 @@
                     </pic:cNvPicPr>
                   </pic:nvPicPr>
                   <pic:blipFill>
-                    <a:blip r:embed="rId21"/>
+                    <a:blip r:embed="rId25"/>
                     <a:stretch>
                       <a:fillRect/>
                     </a:stretch>
@@ -4700,7 +6297,7 @@
                     </pic:cNvPicPr>
                   </pic:nvPicPr>
                   <pic:blipFill>
-                    <a:blip r:embed="rId22"/>
+                    <a:blip r:embed="rId26"/>
                     <a:stretch>
                       <a:fillRect/>
                     </a:stretch>
@@ -4764,7 +6361,7 @@
                     </pic:cNvPicPr>
                   </pic:nvPicPr>
                   <pic:blipFill>
-                    <a:blip r:embed="rId23"/>
+                    <a:blip r:embed="rId27"/>
                     <a:stretch>
                       <a:fillRect/>
                     </a:stretch>
@@ -4831,12 +6428,212 @@
         <w:keepLines w:val="0"/>
         <w:widowControl/>
         <w:numPr>
-          <w:ilvl w:val="1"/>
+          <w:ilvl w:val="0"/>
           <w:numId w:val="11"/>
         </w:numPr>
         <w:suppressLineNumbers w:val="0"/>
         <w:spacing w:before="0" w:beforeAutospacing="0" w:after="0" w:afterAutospacing="0" w:line="360" w:lineRule="auto"/>
-        <w:ind w:left="840" w:leftChars="0" w:right="0" w:hanging="420" w:firstLineChars="0"/>
+        <w:ind w:left="420" w:leftChars="0" w:right="0" w:hanging="420" w:firstLineChars="0"/>
+        <w:jc w:val="left"/>
+        <w:rPr>
+          <w:rFonts w:hint="default" w:ascii="Bodoni MT" w:hAnsi="Bodoni MT" w:cs="Bodoni MT"/>
+        </w:rPr>
+      </w:pPr>
+      <w:r>
+        <w:rPr>
+          <w:rFonts w:hint="default" w:ascii="Bodoni MT" w:hAnsi="Bodoni MT" w:cs="Bodoni MT"/>
+          <w:lang w:val="en-IN"/>
+        </w:rPr>
+        <w:t>F</w:t>
+      </w:r>
+    </w:p>
+    <w:p>
+      <w:pPr>
+        <w:keepNext w:val="0"/>
+        <w:keepLines w:val="0"/>
+        <w:widowControl/>
+        <w:numPr>
+          <w:ilvl w:val="0"/>
+          <w:numId w:val="11"/>
+        </w:numPr>
+        <w:suppressLineNumbers w:val="0"/>
+        <w:spacing w:before="0" w:beforeAutospacing="0" w:after="0" w:afterAutospacing="0" w:line="360" w:lineRule="auto"/>
+        <w:ind w:left="420" w:leftChars="0" w:right="0" w:hanging="420" w:firstLineChars="0"/>
+        <w:jc w:val="left"/>
+        <w:rPr>
+          <w:rFonts w:hint="default" w:ascii="Bodoni MT" w:hAnsi="Bodoni MT" w:cs="Bodoni MT"/>
+        </w:rPr>
+      </w:pPr>
+      <w:r>
+        <w:rPr>
+          <w:rFonts w:hint="default" w:ascii="Bodoni MT" w:hAnsi="Bodoni MT" w:cs="Bodoni MT"/>
+          <w:lang w:val="en-IN"/>
+        </w:rPr>
+        <w:t>F</w:t>
+      </w:r>
+    </w:p>
+    <w:p>
+      <w:pPr>
+        <w:keepNext w:val="0"/>
+        <w:keepLines w:val="0"/>
+        <w:widowControl/>
+        <w:numPr>
+          <w:ilvl w:val="0"/>
+          <w:numId w:val="11"/>
+        </w:numPr>
+        <w:suppressLineNumbers w:val="0"/>
+        <w:spacing w:before="0" w:beforeAutospacing="0" w:after="0" w:afterAutospacing="0" w:line="360" w:lineRule="auto"/>
+        <w:ind w:left="420" w:leftChars="0" w:right="0" w:hanging="420" w:firstLineChars="0"/>
+        <w:jc w:val="left"/>
+        <w:rPr>
+          <w:rFonts w:hint="default" w:ascii="Bodoni MT" w:hAnsi="Bodoni MT" w:cs="Bodoni MT"/>
+        </w:rPr>
+      </w:pPr>
+      <w:r>
+        <w:rPr>
+          <w:rFonts w:hint="default" w:ascii="Bodoni MT" w:hAnsi="Bodoni MT" w:cs="Bodoni MT"/>
+          <w:lang w:val="en-IN"/>
+        </w:rPr>
+        <w:t>F</w:t>
+      </w:r>
+    </w:p>
+    <w:p>
+      <w:pPr>
+        <w:keepNext w:val="0"/>
+        <w:keepLines w:val="0"/>
+        <w:widowControl/>
+        <w:numPr>
+          <w:ilvl w:val="0"/>
+          <w:numId w:val="11"/>
+        </w:numPr>
+        <w:suppressLineNumbers w:val="0"/>
+        <w:spacing w:before="0" w:beforeAutospacing="0" w:after="0" w:afterAutospacing="0" w:line="360" w:lineRule="auto"/>
+        <w:ind w:left="420" w:leftChars="0" w:right="0" w:hanging="420" w:firstLineChars="0"/>
+        <w:jc w:val="left"/>
+        <w:rPr>
+          <w:rFonts w:hint="default" w:ascii="Bodoni MT" w:hAnsi="Bodoni MT" w:cs="Bodoni MT"/>
+        </w:rPr>
+      </w:pPr>
+      <w:r>
+        <w:rPr>
+          <w:rFonts w:hint="default" w:ascii="Bodoni MT" w:hAnsi="Bodoni MT" w:cs="Bodoni MT"/>
+          <w:lang w:val="en-IN"/>
+        </w:rPr>
+        <w:t>F</w:t>
+      </w:r>
+    </w:p>
+    <w:p>
+      <w:pPr>
+        <w:keepNext w:val="0"/>
+        <w:keepLines w:val="0"/>
+        <w:widowControl/>
+        <w:numPr>
+          <w:ilvl w:val="0"/>
+          <w:numId w:val="11"/>
+        </w:numPr>
+        <w:suppressLineNumbers w:val="0"/>
+        <w:spacing w:before="0" w:beforeAutospacing="0" w:after="0" w:afterAutospacing="0" w:line="360" w:lineRule="auto"/>
+        <w:ind w:left="420" w:leftChars="0" w:right="0" w:hanging="420" w:firstLineChars="0"/>
+        <w:jc w:val="left"/>
+        <w:rPr>
+          <w:rFonts w:hint="default" w:ascii="Bodoni MT" w:hAnsi="Bodoni MT" w:cs="Bodoni MT"/>
+        </w:rPr>
+      </w:pPr>
+      <w:r>
+        <w:rPr>
+          <w:rFonts w:hint="default" w:ascii="Bodoni MT" w:hAnsi="Bodoni MT" w:cs="Bodoni MT"/>
+          <w:lang w:val="en-IN"/>
+        </w:rPr>
+        <w:t>F</w:t>
+      </w:r>
+    </w:p>
+    <w:p>
+      <w:pPr>
+        <w:keepNext w:val="0"/>
+        <w:keepLines w:val="0"/>
+        <w:widowControl/>
+        <w:numPr>
+          <w:ilvl w:val="0"/>
+          <w:numId w:val="11"/>
+        </w:numPr>
+        <w:suppressLineNumbers w:val="0"/>
+        <w:spacing w:before="0" w:beforeAutospacing="0" w:after="0" w:afterAutospacing="0" w:line="360" w:lineRule="auto"/>
+        <w:ind w:left="420" w:leftChars="0" w:right="0" w:hanging="420" w:firstLineChars="0"/>
+        <w:jc w:val="left"/>
+        <w:rPr>
+          <w:rFonts w:hint="default" w:ascii="Bodoni MT" w:hAnsi="Bodoni MT" w:cs="Bodoni MT"/>
+        </w:rPr>
+      </w:pPr>
+      <w:r>
+        <w:rPr>
+          <w:rFonts w:hint="default" w:ascii="Bodoni MT" w:hAnsi="Bodoni MT" w:cs="Bodoni MT"/>
+          <w:lang w:val="en-IN"/>
+        </w:rPr>
+        <w:t>F</w:t>
+      </w:r>
+    </w:p>
+    <w:p>
+      <w:pPr>
+        <w:keepNext w:val="0"/>
+        <w:keepLines w:val="0"/>
+        <w:widowControl/>
+        <w:numPr>
+          <w:ilvl w:val="0"/>
+          <w:numId w:val="11"/>
+        </w:numPr>
+        <w:suppressLineNumbers w:val="0"/>
+        <w:spacing w:before="0" w:beforeAutospacing="0" w:after="0" w:afterAutospacing="0" w:line="360" w:lineRule="auto"/>
+        <w:ind w:left="420" w:leftChars="0" w:right="0" w:hanging="420" w:firstLineChars="0"/>
+        <w:jc w:val="left"/>
+        <w:rPr>
+          <w:rFonts w:hint="default" w:ascii="Bodoni MT" w:hAnsi="Bodoni MT" w:cs="Bodoni MT"/>
+        </w:rPr>
+      </w:pPr>
+      <w:r>
+        <w:rPr>
+          <w:rFonts w:hint="default" w:ascii="Bodoni MT" w:hAnsi="Bodoni MT" w:cs="Bodoni MT"/>
+          <w:lang w:val="en-IN"/>
+        </w:rPr>
+        <w:t>F</w:t>
+      </w:r>
+    </w:p>
+    <w:p>
+      <w:pPr>
+        <w:keepNext w:val="0"/>
+        <w:keepLines w:val="0"/>
+        <w:widowControl/>
+        <w:numPr>
+          <w:ilvl w:val="0"/>
+          <w:numId w:val="11"/>
+        </w:numPr>
+        <w:suppressLineNumbers w:val="0"/>
+        <w:spacing w:before="0" w:beforeAutospacing="0" w:after="0" w:afterAutospacing="0" w:line="360" w:lineRule="auto"/>
+        <w:ind w:left="420" w:leftChars="0" w:right="0" w:hanging="420" w:firstLineChars="0"/>
+        <w:jc w:val="left"/>
+        <w:rPr>
+          <w:rFonts w:hint="default" w:ascii="Bodoni MT" w:hAnsi="Bodoni MT" w:cs="Bodoni MT"/>
+        </w:rPr>
+      </w:pPr>
+      <w:r>
+        <w:rPr>
+          <w:rFonts w:hint="default" w:ascii="Bodoni MT" w:hAnsi="Bodoni MT" w:cs="Bodoni MT"/>
+          <w:lang w:val="en-IN"/>
+        </w:rPr>
+        <w:t>F</w:t>
+      </w:r>
+    </w:p>
+    <w:p>
+      <w:pPr>
+        <w:keepNext w:val="0"/>
+        <w:keepLines w:val="0"/>
+        <w:widowControl/>
+        <w:numPr>
+          <w:ilvl w:val="0"/>
+          <w:numId w:val="11"/>
+        </w:numPr>
+        <w:suppressLineNumbers w:val="0"/>
+        <w:spacing w:before="0" w:beforeAutospacing="0" w:after="0" w:afterAutospacing="0" w:line="360" w:lineRule="auto"/>
+        <w:ind w:left="420" w:leftChars="0" w:right="0" w:hanging="420" w:firstLineChars="0"/>
         <w:jc w:val="left"/>
         <w:rPr>
           <w:rFonts w:hint="default" w:ascii="Bodoni MT" w:hAnsi="Bodoni MT" w:cs="Bodoni MT"/>

--- a/docs (springboot)/lovable_clone/m7_l1_m8_l1_m9_l1_l2_spring_ai.docx
+++ b/docs (springboot)/lovable_clone/m7_l1_m8_l1_m9_l1_l2_spring_ai.docx
@@ -3595,6 +3595,53 @@
         </w:rPr>
         <w:t>Flux&lt;ServerSentEvent&lt;String&gt;&gt;</w:t>
       </w:r>
+      <w:r>
+        <w:rPr>
+          <w:rFonts w:hint="default" w:ascii="Bodoni MT" w:hAnsi="Bodoni MT" w:cs="Bodoni MT"/>
+          <w:b w:val="0"/>
+          <w:bCs w:val="0"/>
+          <w:lang w:val="en-IN"/>
+        </w:rPr>
+        <w:t xml:space="preserve"> </w:t>
+      </w:r>
+    </w:p>
+    <w:p>
+      <w:pPr>
+        <w:keepNext w:val="0"/>
+        <w:keepLines w:val="0"/>
+        <w:widowControl/>
+        <w:numPr>
+          <w:ilvl w:val="1"/>
+          <w:numId w:val="11"/>
+        </w:numPr>
+        <w:suppressLineNumbers w:val="0"/>
+        <w:spacing w:before="0" w:beforeAutospacing="0" w:after="0" w:afterAutospacing="0" w:line="360" w:lineRule="auto"/>
+        <w:ind w:left="840" w:leftChars="0" w:right="0" w:hanging="420" w:firstLineChars="0"/>
+        <w:jc w:val="left"/>
+        <w:rPr>
+          <w:rFonts w:hint="default" w:ascii="Bodoni MT" w:hAnsi="Bodoni MT" w:cs="Bodoni MT"/>
+        </w:rPr>
+      </w:pPr>
+      <w:r>
+        <w:rPr>
+          <w:rFonts w:hint="default" w:ascii="Bodoni MT" w:hAnsi="Bodoni MT" w:cs="Bodoni MT"/>
+          <w:b w:val="0"/>
+          <w:bCs w:val="0"/>
+          <w:lang w:val="en-IN"/>
+        </w:rPr>
+        <w:t xml:space="preserve">[ </w:t>
+      </w:r>
+      <w:bookmarkStart w:id="0" w:name="_GoBack"/>
+      <w:bookmarkEnd w:id="0"/>
+      <w:r>
+        <w:rPr>
+          <w:rFonts w:hint="default" w:ascii="Bodoni MT" w:hAnsi="Bodoni MT" w:cs="Bodoni MT"/>
+          <w:b w:val="0"/>
+          <w:bCs w:val="0"/>
+          <w:lang w:val="en-IN"/>
+        </w:rPr>
+        <w:t>For the syntax, refer to the last page ]</w:t>
+      </w:r>
     </w:p>
     <w:p>
       <w:pPr>
@@ -4862,8 +4909,6 @@
           <w:rFonts w:hint="default" w:ascii="Bodoni MT" w:hAnsi="Bodoni MT" w:cs="Bodoni MT"/>
         </w:rPr>
       </w:pPr>
-      <w:bookmarkStart w:id="0" w:name="_GoBack"/>
-      <w:bookmarkEnd w:id="0"/>
     </w:p>
     <w:p>
       <w:pPr>
@@ -4930,475 +4975,6 @@
         </w:rPr>
         <w:t>F</w:t>
       </w:r>
-    </w:p>
-    <w:p>
-      <w:pPr>
-        <w:keepNext w:val="0"/>
-        <w:keepLines w:val="0"/>
-        <w:widowControl/>
-        <w:numPr>
-          <w:ilvl w:val="0"/>
-          <w:numId w:val="11"/>
-        </w:numPr>
-        <w:suppressLineNumbers w:val="0"/>
-        <w:spacing w:before="0" w:beforeAutospacing="0" w:after="0" w:afterAutospacing="0" w:line="360" w:lineRule="auto"/>
-        <w:ind w:left="420" w:leftChars="0" w:right="0" w:hanging="420" w:firstLineChars="0"/>
-        <w:jc w:val="left"/>
-        <w:rPr>
-          <w:rFonts w:hint="default" w:ascii="Bodoni MT" w:hAnsi="Bodoni MT" w:cs="Bodoni MT"/>
-        </w:rPr>
-      </w:pPr>
-      <w:r>
-        <w:rPr>
-          <w:rFonts w:hint="default" w:ascii="Bodoni MT" w:hAnsi="Bodoni MT" w:eastAsia="等线" w:cs="Bodoni MT"/>
-          <w:b w:val="0"/>
-          <w:bCs w:val="0"/>
-          <w:i w:val="0"/>
-          <w:iCs w:val="0"/>
-          <w:color w:val="auto"/>
-          <w:kern w:val="0"/>
-          <w:sz w:val="22"/>
-          <w:szCs w:val="22"/>
-          <w:lang w:val="en-IN" w:eastAsia="zh-CN" w:bidi="ar"/>
-        </w:rPr>
-        <w:t>F</w:t>
-      </w:r>
-    </w:p>
-    <w:p>
-      <w:pPr>
-        <w:keepNext w:val="0"/>
-        <w:keepLines w:val="0"/>
-        <w:widowControl/>
-        <w:numPr>
-          <w:ilvl w:val="0"/>
-          <w:numId w:val="11"/>
-        </w:numPr>
-        <w:suppressLineNumbers w:val="0"/>
-        <w:spacing w:before="0" w:beforeAutospacing="0" w:after="0" w:afterAutospacing="0" w:line="360" w:lineRule="auto"/>
-        <w:ind w:left="420" w:leftChars="0" w:right="0" w:hanging="420" w:firstLineChars="0"/>
-        <w:jc w:val="left"/>
-        <w:rPr>
-          <w:rFonts w:hint="default" w:ascii="Bodoni MT" w:hAnsi="Bodoni MT" w:cs="Bodoni MT"/>
-        </w:rPr>
-      </w:pPr>
-      <w:r>
-        <w:rPr>
-          <w:rFonts w:hint="default" w:ascii="Bodoni MT" w:hAnsi="Bodoni MT" w:eastAsia="等线" w:cs="Bodoni MT"/>
-          <w:b w:val="0"/>
-          <w:bCs w:val="0"/>
-          <w:i w:val="0"/>
-          <w:iCs w:val="0"/>
-          <w:color w:val="auto"/>
-          <w:kern w:val="0"/>
-          <w:sz w:val="22"/>
-          <w:szCs w:val="22"/>
-          <w:lang w:val="en-IN" w:eastAsia="zh-CN" w:bidi="ar"/>
-        </w:rPr>
-        <w:t>F</w:t>
-      </w:r>
-    </w:p>
-    <w:p>
-      <w:pPr>
-        <w:keepNext w:val="0"/>
-        <w:keepLines w:val="0"/>
-        <w:widowControl/>
-        <w:numPr>
-          <w:ilvl w:val="0"/>
-          <w:numId w:val="11"/>
-        </w:numPr>
-        <w:suppressLineNumbers w:val="0"/>
-        <w:spacing w:before="0" w:beforeAutospacing="0" w:after="0" w:afterAutospacing="0" w:line="360" w:lineRule="auto"/>
-        <w:ind w:left="420" w:leftChars="0" w:right="0" w:hanging="420" w:firstLineChars="0"/>
-        <w:jc w:val="left"/>
-        <w:rPr>
-          <w:rFonts w:hint="default" w:ascii="Bodoni MT" w:hAnsi="Bodoni MT" w:cs="Bodoni MT"/>
-        </w:rPr>
-      </w:pPr>
-      <w:r>
-        <w:rPr>
-          <w:rFonts w:hint="default" w:ascii="Bodoni MT" w:hAnsi="Bodoni MT" w:eastAsia="等线" w:cs="Bodoni MT"/>
-          <w:b w:val="0"/>
-          <w:bCs w:val="0"/>
-          <w:i w:val="0"/>
-          <w:iCs w:val="0"/>
-          <w:color w:val="auto"/>
-          <w:kern w:val="0"/>
-          <w:sz w:val="22"/>
-          <w:szCs w:val="22"/>
-          <w:lang w:val="en-IN" w:eastAsia="zh-CN" w:bidi="ar"/>
-        </w:rPr>
-        <w:t>F</w:t>
-      </w:r>
-    </w:p>
-    <w:p>
-      <w:pPr>
-        <w:keepNext w:val="0"/>
-        <w:keepLines w:val="0"/>
-        <w:widowControl/>
-        <w:numPr>
-          <w:ilvl w:val="0"/>
-          <w:numId w:val="11"/>
-        </w:numPr>
-        <w:suppressLineNumbers w:val="0"/>
-        <w:spacing w:before="0" w:beforeAutospacing="0" w:after="0" w:afterAutospacing="0" w:line="360" w:lineRule="auto"/>
-        <w:ind w:left="420" w:leftChars="0" w:right="0" w:hanging="420" w:firstLineChars="0"/>
-        <w:jc w:val="left"/>
-        <w:rPr>
-          <w:rFonts w:hint="default" w:ascii="Bodoni MT" w:hAnsi="Bodoni MT" w:cs="Bodoni MT"/>
-        </w:rPr>
-      </w:pPr>
-      <w:r>
-        <w:rPr>
-          <w:rFonts w:hint="default" w:ascii="Bodoni MT" w:hAnsi="Bodoni MT" w:eastAsia="等线" w:cs="Bodoni MT"/>
-          <w:b w:val="0"/>
-          <w:bCs w:val="0"/>
-          <w:i w:val="0"/>
-          <w:iCs w:val="0"/>
-          <w:color w:val="auto"/>
-          <w:kern w:val="0"/>
-          <w:sz w:val="22"/>
-          <w:szCs w:val="22"/>
-          <w:lang w:val="en-IN" w:eastAsia="zh-CN" w:bidi="ar"/>
-        </w:rPr>
-        <w:t>F</w:t>
-      </w:r>
-    </w:p>
-    <w:p>
-      <w:pPr>
-        <w:keepNext w:val="0"/>
-        <w:keepLines w:val="0"/>
-        <w:widowControl/>
-        <w:numPr>
-          <w:ilvl w:val="0"/>
-          <w:numId w:val="11"/>
-        </w:numPr>
-        <w:suppressLineNumbers w:val="0"/>
-        <w:spacing w:before="0" w:beforeAutospacing="0" w:after="0" w:afterAutospacing="0" w:line="360" w:lineRule="auto"/>
-        <w:ind w:left="420" w:leftChars="0" w:right="0" w:hanging="420" w:firstLineChars="0"/>
-        <w:jc w:val="left"/>
-        <w:rPr>
-          <w:rFonts w:hint="default" w:ascii="Bodoni MT" w:hAnsi="Bodoni MT" w:cs="Bodoni MT"/>
-        </w:rPr>
-      </w:pPr>
-      <w:r>
-        <w:rPr>
-          <w:rFonts w:hint="default" w:ascii="Bodoni MT" w:hAnsi="Bodoni MT" w:eastAsia="等线" w:cs="Bodoni MT"/>
-          <w:b w:val="0"/>
-          <w:bCs w:val="0"/>
-          <w:i w:val="0"/>
-          <w:iCs w:val="0"/>
-          <w:color w:val="auto"/>
-          <w:kern w:val="0"/>
-          <w:sz w:val="22"/>
-          <w:szCs w:val="22"/>
-          <w:lang w:val="en-IN" w:eastAsia="zh-CN" w:bidi="ar"/>
-        </w:rPr>
-        <w:t>F</w:t>
-      </w:r>
-    </w:p>
-    <w:p>
-      <w:pPr>
-        <w:keepNext w:val="0"/>
-        <w:keepLines w:val="0"/>
-        <w:widowControl/>
-        <w:numPr>
-          <w:ilvl w:val="0"/>
-          <w:numId w:val="11"/>
-        </w:numPr>
-        <w:suppressLineNumbers w:val="0"/>
-        <w:spacing w:before="0" w:beforeAutospacing="0" w:after="0" w:afterAutospacing="0" w:line="360" w:lineRule="auto"/>
-        <w:ind w:left="420" w:leftChars="0" w:right="0" w:hanging="420" w:firstLineChars="0"/>
-        <w:jc w:val="left"/>
-        <w:rPr>
-          <w:rFonts w:hint="default" w:ascii="Bodoni MT" w:hAnsi="Bodoni MT" w:cs="Bodoni MT"/>
-        </w:rPr>
-      </w:pPr>
-      <w:r>
-        <w:rPr>
-          <w:rFonts w:hint="default" w:ascii="Bodoni MT" w:hAnsi="Bodoni MT" w:eastAsia="等线" w:cs="Bodoni MT"/>
-          <w:b w:val="0"/>
-          <w:bCs w:val="0"/>
-          <w:i w:val="0"/>
-          <w:iCs w:val="0"/>
-          <w:color w:val="auto"/>
-          <w:kern w:val="0"/>
-          <w:sz w:val="22"/>
-          <w:szCs w:val="22"/>
-          <w:lang w:val="en-IN" w:eastAsia="zh-CN" w:bidi="ar"/>
-        </w:rPr>
-        <w:t>F</w:t>
-      </w:r>
-    </w:p>
-    <w:p>
-      <w:pPr>
-        <w:keepNext w:val="0"/>
-        <w:keepLines w:val="0"/>
-        <w:widowControl/>
-        <w:numPr>
-          <w:ilvl w:val="0"/>
-          <w:numId w:val="11"/>
-        </w:numPr>
-        <w:suppressLineNumbers w:val="0"/>
-        <w:spacing w:before="0" w:beforeAutospacing="0" w:after="0" w:afterAutospacing="0" w:line="360" w:lineRule="auto"/>
-        <w:ind w:left="420" w:leftChars="0" w:right="0" w:hanging="420" w:firstLineChars="0"/>
-        <w:jc w:val="left"/>
-        <w:rPr>
-          <w:rFonts w:hint="default" w:ascii="Bodoni MT" w:hAnsi="Bodoni MT" w:cs="Bodoni MT"/>
-        </w:rPr>
-      </w:pPr>
-      <w:r>
-        <w:rPr>
-          <w:rFonts w:hint="default" w:ascii="Bodoni MT" w:hAnsi="Bodoni MT" w:eastAsia="等线" w:cs="Bodoni MT"/>
-          <w:b w:val="0"/>
-          <w:bCs w:val="0"/>
-          <w:i w:val="0"/>
-          <w:iCs w:val="0"/>
-          <w:color w:val="auto"/>
-          <w:kern w:val="0"/>
-          <w:sz w:val="22"/>
-          <w:szCs w:val="22"/>
-          <w:lang w:val="en-IN" w:eastAsia="zh-CN" w:bidi="ar"/>
-        </w:rPr>
-        <w:t>F</w:t>
-      </w:r>
-    </w:p>
-    <w:p>
-      <w:pPr>
-        <w:keepNext w:val="0"/>
-        <w:keepLines w:val="0"/>
-        <w:widowControl/>
-        <w:numPr>
-          <w:ilvl w:val="0"/>
-          <w:numId w:val="11"/>
-        </w:numPr>
-        <w:suppressLineNumbers w:val="0"/>
-        <w:spacing w:before="0" w:beforeAutospacing="0" w:after="0" w:afterAutospacing="0" w:line="360" w:lineRule="auto"/>
-        <w:ind w:left="420" w:leftChars="0" w:right="0" w:hanging="420" w:firstLineChars="0"/>
-        <w:jc w:val="left"/>
-        <w:rPr>
-          <w:rFonts w:hint="default" w:ascii="Bodoni MT" w:hAnsi="Bodoni MT" w:cs="Bodoni MT"/>
-        </w:rPr>
-      </w:pPr>
-      <w:r>
-        <w:rPr>
-          <w:rFonts w:hint="default" w:ascii="Bodoni MT" w:hAnsi="Bodoni MT" w:eastAsia="等线" w:cs="Bodoni MT"/>
-          <w:b w:val="0"/>
-          <w:bCs w:val="0"/>
-          <w:i w:val="0"/>
-          <w:iCs w:val="0"/>
-          <w:color w:val="auto"/>
-          <w:kern w:val="0"/>
-          <w:sz w:val="22"/>
-          <w:szCs w:val="22"/>
-          <w:lang w:val="en-IN" w:eastAsia="zh-CN" w:bidi="ar"/>
-        </w:rPr>
-        <w:t>F</w:t>
-      </w:r>
-    </w:p>
-    <w:p>
-      <w:pPr>
-        <w:keepNext w:val="0"/>
-        <w:keepLines w:val="0"/>
-        <w:widowControl/>
-        <w:numPr>
-          <w:ilvl w:val="0"/>
-          <w:numId w:val="11"/>
-        </w:numPr>
-        <w:suppressLineNumbers w:val="0"/>
-        <w:spacing w:before="0" w:beforeAutospacing="0" w:after="0" w:afterAutospacing="0" w:line="360" w:lineRule="auto"/>
-        <w:ind w:left="420" w:leftChars="0" w:right="0" w:hanging="420" w:firstLineChars="0"/>
-        <w:jc w:val="left"/>
-        <w:rPr>
-          <w:rFonts w:hint="default" w:ascii="Bodoni MT" w:hAnsi="Bodoni MT" w:cs="Bodoni MT"/>
-        </w:rPr>
-      </w:pPr>
-      <w:r>
-        <w:rPr>
-          <w:rFonts w:hint="default" w:ascii="Bodoni MT" w:hAnsi="Bodoni MT" w:eastAsia="等线" w:cs="Bodoni MT"/>
-          <w:b w:val="0"/>
-          <w:bCs w:val="0"/>
-          <w:i w:val="0"/>
-          <w:iCs w:val="0"/>
-          <w:color w:val="auto"/>
-          <w:kern w:val="0"/>
-          <w:sz w:val="22"/>
-          <w:szCs w:val="22"/>
-          <w:lang w:val="en-IN" w:eastAsia="zh-CN" w:bidi="ar"/>
-        </w:rPr>
-        <w:t>F</w:t>
-      </w:r>
-    </w:p>
-    <w:p>
-      <w:pPr>
-        <w:keepNext w:val="0"/>
-        <w:keepLines w:val="0"/>
-        <w:widowControl/>
-        <w:numPr>
-          <w:ilvl w:val="0"/>
-          <w:numId w:val="11"/>
-        </w:numPr>
-        <w:suppressLineNumbers w:val="0"/>
-        <w:spacing w:before="0" w:beforeAutospacing="0" w:after="0" w:afterAutospacing="0" w:line="360" w:lineRule="auto"/>
-        <w:ind w:left="420" w:leftChars="0" w:right="0" w:hanging="420" w:firstLineChars="0"/>
-        <w:jc w:val="left"/>
-        <w:rPr>
-          <w:rFonts w:hint="default" w:ascii="Bodoni MT" w:hAnsi="Bodoni MT" w:cs="Bodoni MT"/>
-        </w:rPr>
-      </w:pPr>
-      <w:r>
-        <w:rPr>
-          <w:rFonts w:hint="default" w:ascii="Bodoni MT" w:hAnsi="Bodoni MT" w:eastAsia="等线" w:cs="Bodoni MT"/>
-          <w:b w:val="0"/>
-          <w:bCs w:val="0"/>
-          <w:i w:val="0"/>
-          <w:iCs w:val="0"/>
-          <w:color w:val="auto"/>
-          <w:kern w:val="0"/>
-          <w:sz w:val="22"/>
-          <w:szCs w:val="22"/>
-          <w:lang w:val="en-IN" w:eastAsia="zh-CN" w:bidi="ar"/>
-        </w:rPr>
-        <w:t>F</w:t>
-      </w:r>
-    </w:p>
-    <w:p>
-      <w:pPr>
-        <w:keepNext w:val="0"/>
-        <w:keepLines w:val="0"/>
-        <w:widowControl/>
-        <w:numPr>
-          <w:ilvl w:val="0"/>
-          <w:numId w:val="11"/>
-        </w:numPr>
-        <w:suppressLineNumbers w:val="0"/>
-        <w:spacing w:before="0" w:beforeAutospacing="0" w:after="0" w:afterAutospacing="0" w:line="360" w:lineRule="auto"/>
-        <w:ind w:left="420" w:leftChars="0" w:right="0" w:hanging="420" w:firstLineChars="0"/>
-        <w:jc w:val="left"/>
-        <w:rPr>
-          <w:rFonts w:hint="default" w:ascii="Bodoni MT" w:hAnsi="Bodoni MT" w:cs="Bodoni MT"/>
-        </w:rPr>
-      </w:pPr>
-      <w:r>
-        <w:rPr>
-          <w:rFonts w:hint="default" w:ascii="Bodoni MT" w:hAnsi="Bodoni MT" w:eastAsia="等线" w:cs="Bodoni MT"/>
-          <w:b w:val="0"/>
-          <w:bCs w:val="0"/>
-          <w:i w:val="0"/>
-          <w:iCs w:val="0"/>
-          <w:color w:val="auto"/>
-          <w:kern w:val="0"/>
-          <w:sz w:val="22"/>
-          <w:szCs w:val="22"/>
-          <w:lang w:val="en-IN" w:eastAsia="zh-CN" w:bidi="ar"/>
-        </w:rPr>
-        <w:t>F</w:t>
-      </w:r>
-    </w:p>
-    <w:p>
-      <w:pPr>
-        <w:keepNext w:val="0"/>
-        <w:keepLines w:val="0"/>
-        <w:widowControl/>
-        <w:numPr>
-          <w:ilvl w:val="0"/>
-          <w:numId w:val="11"/>
-        </w:numPr>
-        <w:suppressLineNumbers w:val="0"/>
-        <w:spacing w:before="0" w:beforeAutospacing="0" w:after="0" w:afterAutospacing="0" w:line="360" w:lineRule="auto"/>
-        <w:ind w:left="420" w:leftChars="0" w:right="0" w:hanging="420" w:firstLineChars="0"/>
-        <w:jc w:val="left"/>
-        <w:rPr>
-          <w:rFonts w:hint="default" w:ascii="Bodoni MT" w:hAnsi="Bodoni MT" w:cs="Bodoni MT"/>
-        </w:rPr>
-      </w:pPr>
-      <w:r>
-        <w:rPr>
-          <w:rFonts w:hint="default" w:ascii="Bodoni MT" w:hAnsi="Bodoni MT" w:eastAsia="等线" w:cs="Bodoni MT"/>
-          <w:b w:val="0"/>
-          <w:bCs w:val="0"/>
-          <w:i w:val="0"/>
-          <w:iCs w:val="0"/>
-          <w:color w:val="auto"/>
-          <w:kern w:val="0"/>
-          <w:sz w:val="22"/>
-          <w:szCs w:val="22"/>
-          <w:lang w:val="en-IN" w:eastAsia="zh-CN" w:bidi="ar"/>
-        </w:rPr>
-        <w:t>F</w:t>
-      </w:r>
-    </w:p>
-    <w:p>
-      <w:pPr>
-        <w:keepNext w:val="0"/>
-        <w:keepLines w:val="0"/>
-        <w:widowControl/>
-        <w:numPr>
-          <w:ilvl w:val="0"/>
-          <w:numId w:val="11"/>
-        </w:numPr>
-        <w:suppressLineNumbers w:val="0"/>
-        <w:spacing w:before="0" w:beforeAutospacing="0" w:after="0" w:afterAutospacing="0" w:line="360" w:lineRule="auto"/>
-        <w:ind w:left="420" w:leftChars="0" w:right="0" w:hanging="420" w:firstLineChars="0"/>
-        <w:jc w:val="left"/>
-        <w:rPr>
-          <w:rFonts w:hint="default" w:ascii="Bodoni MT" w:hAnsi="Bodoni MT" w:cs="Bodoni MT"/>
-        </w:rPr>
-      </w:pPr>
-      <w:r>
-        <w:rPr>
-          <w:rFonts w:hint="default" w:ascii="Bodoni MT" w:hAnsi="Bodoni MT" w:eastAsia="等线" w:cs="Bodoni MT"/>
-          <w:b w:val="0"/>
-          <w:bCs w:val="0"/>
-          <w:i w:val="0"/>
-          <w:iCs w:val="0"/>
-          <w:color w:val="auto"/>
-          <w:kern w:val="0"/>
-          <w:sz w:val="22"/>
-          <w:szCs w:val="22"/>
-          <w:lang w:val="en-IN" w:eastAsia="zh-CN" w:bidi="ar"/>
-        </w:rPr>
-        <w:t>F</w:t>
-      </w:r>
-    </w:p>
-    <w:p>
-      <w:pPr>
-        <w:keepNext w:val="0"/>
-        <w:keepLines w:val="0"/>
-        <w:widowControl/>
-        <w:numPr>
-          <w:ilvl w:val="0"/>
-          <w:numId w:val="11"/>
-        </w:numPr>
-        <w:suppressLineNumbers w:val="0"/>
-        <w:spacing w:before="0" w:beforeAutospacing="0" w:after="0" w:afterAutospacing="0" w:line="360" w:lineRule="auto"/>
-        <w:ind w:left="420" w:leftChars="0" w:right="0" w:hanging="420" w:firstLineChars="0"/>
-        <w:jc w:val="left"/>
-        <w:rPr>
-          <w:rFonts w:hint="default" w:ascii="Bodoni MT" w:hAnsi="Bodoni MT" w:cs="Bodoni MT"/>
-        </w:rPr>
-      </w:pPr>
-      <w:r>
-        <w:rPr>
-          <w:rFonts w:hint="default" w:ascii="Bodoni MT" w:hAnsi="Bodoni MT" w:eastAsia="等线" w:cs="Bodoni MT"/>
-          <w:b w:val="0"/>
-          <w:bCs w:val="0"/>
-          <w:i w:val="0"/>
-          <w:iCs w:val="0"/>
-          <w:color w:val="auto"/>
-          <w:kern w:val="0"/>
-          <w:sz w:val="22"/>
-          <w:szCs w:val="22"/>
-          <w:lang w:val="en-IN" w:eastAsia="zh-CN" w:bidi="ar"/>
-        </w:rPr>
-        <w:t>F</w:t>
-      </w:r>
-    </w:p>
-    <w:p>
-      <w:pPr>
-        <w:rPr>
-          <w:rFonts w:hint="default" w:ascii="Bodoni MT" w:hAnsi="Bodoni MT" w:cs="Bodoni MT"/>
-        </w:rPr>
-      </w:pPr>
       <w:r>
         <w:rPr>
           <w:rFonts w:hint="default" w:ascii="Bodoni MT" w:hAnsi="Bodoni MT" w:eastAsia="等线" w:cs="Bodoni MT"/>
@@ -5878,6 +5454,20 @@
             </a:graphic>
           </wp:inline>
         </w:drawing>
+      </w:r>
+    </w:p>
+    <w:p>
+      <w:pPr>
+        <w:rPr>
+          <w:rFonts w:hint="default" w:ascii="Bodoni MT" w:hAnsi="Bodoni MT" w:cs="Bodoni MT"/>
+        </w:rPr>
+      </w:pPr>
+      <w:r>
+        <w:rPr>
+          <w:rFonts w:hint="default" w:ascii="Bodoni MT" w:hAnsi="Bodoni MT" w:cs="Bodoni MT"/>
+          <w:lang w:val="en-IN"/>
+        </w:rPr>
+        <w:br w:type="page"/>
       </w:r>
     </w:p>
     <w:p>
@@ -7048,20 +6638,20 @@
     <w:lsdException w:unhideWhenUsed="0" w:uiPriority="0" w:semiHidden="0" w:name="index 2"/>
     <w:lsdException w:qFormat="1" w:unhideWhenUsed="0" w:uiPriority="0" w:semiHidden="0" w:name="index 3"/>
     <w:lsdException w:qFormat="1" w:unhideWhenUsed="0" w:uiPriority="0" w:semiHidden="0" w:name="index 4"/>
-    <w:lsdException w:unhideWhenUsed="0" w:uiPriority="0" w:semiHidden="0" w:name="index 5"/>
+    <w:lsdException w:qFormat="1" w:unhideWhenUsed="0" w:uiPriority="0" w:semiHidden="0" w:name="index 5"/>
     <w:lsdException w:qFormat="1" w:unhideWhenUsed="0" w:uiPriority="0" w:semiHidden="0" w:name="index 6"/>
     <w:lsdException w:qFormat="1" w:unhideWhenUsed="0" w:uiPriority="0" w:semiHidden="0" w:name="index 7"/>
-    <w:lsdException w:unhideWhenUsed="0" w:uiPriority="0" w:semiHidden="0" w:name="index 8"/>
+    <w:lsdException w:qFormat="1" w:unhideWhenUsed="0" w:uiPriority="0" w:semiHidden="0" w:name="index 8"/>
     <w:lsdException w:unhideWhenUsed="0" w:uiPriority="0" w:semiHidden="0" w:name="index 9"/>
-    <w:lsdException w:unhideWhenUsed="0" w:uiPriority="0" w:semiHidden="0" w:name="toc 1"/>
+    <w:lsdException w:qFormat="1" w:unhideWhenUsed="0" w:uiPriority="0" w:semiHidden="0" w:name="toc 1"/>
     <w:lsdException w:qFormat="1" w:unhideWhenUsed="0" w:uiPriority="0" w:semiHidden="0" w:name="toc 2"/>
-    <w:lsdException w:unhideWhenUsed="0" w:uiPriority="0" w:semiHidden="0" w:name="toc 3"/>
+    <w:lsdException w:qFormat="1" w:unhideWhenUsed="0" w:uiPriority="0" w:semiHidden="0" w:name="toc 3"/>
     <w:lsdException w:qFormat="1" w:unhideWhenUsed="0" w:uiPriority="0" w:semiHidden="0" w:name="toc 4"/>
     <w:lsdException w:qFormat="1" w:unhideWhenUsed="0" w:uiPriority="0" w:semiHidden="0" w:name="toc 5"/>
-    <w:lsdException w:unhideWhenUsed="0" w:uiPriority="0" w:semiHidden="0" w:name="toc 6"/>
+    <w:lsdException w:qFormat="1" w:unhideWhenUsed="0" w:uiPriority="0" w:semiHidden="0" w:name="toc 6"/>
     <w:lsdException w:qFormat="1" w:unhideWhenUsed="0" w:uiPriority="0" w:semiHidden="0" w:name="toc 7"/>
     <w:lsdException w:qFormat="1" w:unhideWhenUsed="0" w:uiPriority="0" w:semiHidden="0" w:name="toc 8"/>
-    <w:lsdException w:unhideWhenUsed="0" w:uiPriority="0" w:semiHidden="0" w:name="toc 9"/>
+    <w:lsdException w:qFormat="1" w:unhideWhenUsed="0" w:uiPriority="0" w:semiHidden="0" w:name="toc 9"/>
     <w:lsdException w:qFormat="1" w:unhideWhenUsed="0" w:uiPriority="0" w:semiHidden="0" w:name="Normal Indent"/>
     <w:lsdException w:qFormat="1" w:unhideWhenUsed="0" w:uiPriority="0" w:semiHidden="0" w:name="footnote text"/>
     <w:lsdException w:qFormat="1" w:unhideWhenUsed="0" w:uiPriority="0" w:semiHidden="0" w:name="annotation text"/>
@@ -7072,25 +6662,25 @@
     <w:lsdException w:qFormat="1" w:unhideWhenUsed="0" w:uiPriority="0" w:semiHidden="0" w:name="table of figures"/>
     <w:lsdException w:qFormat="1" w:unhideWhenUsed="0" w:uiPriority="0" w:semiHidden="0" w:name="envelope address"/>
     <w:lsdException w:qFormat="1" w:unhideWhenUsed="0" w:uiPriority="0" w:semiHidden="0" w:name="envelope return"/>
-    <w:lsdException w:unhideWhenUsed="0" w:uiPriority="0" w:semiHidden="0" w:name="footnote reference"/>
+    <w:lsdException w:qFormat="1" w:unhideWhenUsed="0" w:uiPriority="0" w:semiHidden="0" w:name="footnote reference"/>
     <w:lsdException w:qFormat="1" w:unhideWhenUsed="0" w:uiPriority="0" w:semiHidden="0" w:name="annotation reference"/>
     <w:lsdException w:qFormat="1" w:unhideWhenUsed="0" w:uiPriority="0" w:semiHidden="0" w:name="line number"/>
     <w:lsdException w:qFormat="1" w:unhideWhenUsed="0" w:uiPriority="0" w:semiHidden="0" w:name="page number"/>
     <w:lsdException w:qFormat="1" w:unhideWhenUsed="0" w:uiPriority="0" w:semiHidden="0" w:name="endnote reference"/>
-    <w:lsdException w:unhideWhenUsed="0" w:uiPriority="0" w:semiHidden="0" w:name="endnote text"/>
+    <w:lsdException w:qFormat="1" w:unhideWhenUsed="0" w:uiPriority="0" w:semiHidden="0" w:name="endnote text"/>
     <w:lsdException w:qFormat="1" w:unhideWhenUsed="0" w:uiPriority="0" w:semiHidden="0" w:name="table of authorities"/>
     <w:lsdException w:qFormat="1" w:unhideWhenUsed="0" w:uiPriority="0" w:semiHidden="0" w:name="macro"/>
     <w:lsdException w:qFormat="1" w:unhideWhenUsed="0" w:uiPriority="0" w:semiHidden="0" w:name="toa heading"/>
     <w:lsdException w:qFormat="1" w:unhideWhenUsed="0" w:uiPriority="0" w:semiHidden="0" w:name="List"/>
     <w:lsdException w:qFormat="1" w:unhideWhenUsed="0" w:uiPriority="0" w:semiHidden="0" w:name="List Bullet"/>
-    <w:lsdException w:unhideWhenUsed="0" w:uiPriority="0" w:semiHidden="0" w:name="List Number"/>
+    <w:lsdException w:qFormat="1" w:unhideWhenUsed="0" w:uiPriority="0" w:semiHidden="0" w:name="List Number"/>
     <w:lsdException w:qFormat="1" w:unhideWhenUsed="0" w:uiPriority="0" w:semiHidden="0" w:name="List 2"/>
     <w:lsdException w:qFormat="1" w:unhideWhenUsed="0" w:uiPriority="0" w:semiHidden="0" w:name="List 3"/>
     <w:lsdException w:unhideWhenUsed="0" w:uiPriority="0" w:semiHidden="0" w:name="List 4"/>
     <w:lsdException w:qFormat="1" w:unhideWhenUsed="0" w:uiPriority="0" w:semiHidden="0" w:name="List 5"/>
-    <w:lsdException w:unhideWhenUsed="0" w:uiPriority="0" w:semiHidden="0" w:name="List Bullet 2"/>
+    <w:lsdException w:qFormat="1" w:unhideWhenUsed="0" w:uiPriority="0" w:semiHidden="0" w:name="List Bullet 2"/>
     <w:lsdException w:qFormat="1" w:unhideWhenUsed="0" w:uiPriority="0" w:semiHidden="0" w:name="List Bullet 3"/>
-    <w:lsdException w:unhideWhenUsed="0" w:uiPriority="0" w:semiHidden="0" w:name="List Bullet 4"/>
+    <w:lsdException w:qFormat="1" w:unhideWhenUsed="0" w:uiPriority="0" w:semiHidden="0" w:name="List Bullet 4"/>
     <w:lsdException w:qFormat="1" w:unhideWhenUsed="0" w:uiPriority="0" w:semiHidden="0" w:name="List Bullet 5"/>
     <w:lsdException w:qFormat="1" w:unhideWhenUsed="0" w:uiPriority="0" w:semiHidden="0" w:name="List Number 2"/>
     <w:lsdException w:qFormat="1" w:unhideWhenUsed="0" w:uiPriority="0" w:semiHidden="0" w:name="List Number 3"/>
@@ -7105,22 +6695,22 @@
     <w:lsdException w:unhideWhenUsed="0" w:uiPriority="0" w:semiHidden="0" w:name="List Continue"/>
     <w:lsdException w:unhideWhenUsed="0" w:uiPriority="0" w:semiHidden="0" w:name="List Continue 2"/>
     <w:lsdException w:qFormat="1" w:unhideWhenUsed="0" w:uiPriority="0" w:semiHidden="0" w:name="List Continue 3"/>
-    <w:lsdException w:unhideWhenUsed="0" w:uiPriority="0" w:semiHidden="0" w:name="List Continue 4"/>
-    <w:lsdException w:unhideWhenUsed="0" w:uiPriority="0" w:semiHidden="0" w:name="List Continue 5"/>
+    <w:lsdException w:qFormat="1" w:unhideWhenUsed="0" w:uiPriority="0" w:semiHidden="0" w:name="List Continue 4"/>
+    <w:lsdException w:qFormat="1" w:unhideWhenUsed="0" w:uiPriority="0" w:semiHidden="0" w:name="List Continue 5"/>
     <w:lsdException w:unhideWhenUsed="0" w:uiPriority="0" w:semiHidden="0" w:name="Message Header"/>
     <w:lsdException w:qFormat="1" w:unhideWhenUsed="0" w:uiPriority="0" w:semiHidden="0" w:name="Subtitle"/>
     <w:lsdException w:qFormat="1" w:unhideWhenUsed="0" w:uiPriority="0" w:semiHidden="0" w:name="Salutation"/>
     <w:lsdException w:qFormat="1" w:unhideWhenUsed="0" w:uiPriority="0" w:semiHidden="0" w:name="Date"/>
     <w:lsdException w:qFormat="1" w:unhideWhenUsed="0" w:uiPriority="0" w:semiHidden="0" w:name="Body Text First Indent"/>
     <w:lsdException w:unhideWhenUsed="0" w:uiPriority="0" w:semiHidden="0" w:name="Body Text First Indent 2"/>
-    <w:lsdException w:unhideWhenUsed="0" w:uiPriority="0" w:semiHidden="0" w:name="Note Heading"/>
+    <w:lsdException w:qFormat="1" w:unhideWhenUsed="0" w:uiPriority="0" w:semiHidden="0" w:name="Note Heading"/>
     <w:lsdException w:qFormat="1" w:unhideWhenUsed="0" w:uiPriority="0" w:semiHidden="0" w:name="Body Text 2"/>
-    <w:lsdException w:unhideWhenUsed="0" w:uiPriority="0" w:semiHidden="0" w:name="Body Text 3"/>
+    <w:lsdException w:qFormat="1" w:unhideWhenUsed="0" w:uiPriority="0" w:semiHidden="0" w:name="Body Text 3"/>
     <w:lsdException w:qFormat="1" w:unhideWhenUsed="0" w:uiPriority="0" w:semiHidden="0" w:name="Body Text Indent 2"/>
     <w:lsdException w:qFormat="1" w:unhideWhenUsed="0" w:uiPriority="0" w:semiHidden="0" w:name="Body Text Indent 3"/>
     <w:lsdException w:qFormat="1" w:unhideWhenUsed="0" w:uiPriority="0" w:semiHidden="0" w:name="Block Text"/>
     <w:lsdException w:qFormat="1" w:unhideWhenUsed="0" w:uiPriority="0" w:semiHidden="0" w:name="Hyperlink"/>
-    <w:lsdException w:unhideWhenUsed="0" w:uiPriority="0" w:semiHidden="0" w:name="FollowedHyperlink"/>
+    <w:lsdException w:qFormat="1" w:unhideWhenUsed="0" w:uiPriority="0" w:semiHidden="0" w:name="FollowedHyperlink"/>
     <w:lsdException w:qFormat="1" w:unhideWhenUsed="0" w:uiPriority="0" w:semiHidden="0" w:name="Strong"/>
     <w:lsdException w:qFormat="1" w:unhideWhenUsed="0" w:uiPriority="0" w:semiHidden="0" w:name="Emphasis"/>
     <w:lsdException w:qFormat="1" w:unhideWhenUsed="0" w:uiPriority="0" w:semiHidden="0" w:name="Document Map"/>
@@ -7128,11 +6718,11 @@
     <w:lsdException w:qFormat="1" w:unhideWhenUsed="0" w:uiPriority="0" w:semiHidden="0" w:name="E-mail Signature"/>
     <w:lsdException w:qFormat="1" w:unhideWhenUsed="0" w:uiPriority="0" w:semiHidden="0" w:name="Normal (Web)"/>
     <w:lsdException w:qFormat="1" w:unhideWhenUsed="0" w:uiPriority="0" w:semiHidden="0" w:name="HTML Acronym"/>
-    <w:lsdException w:unhideWhenUsed="0" w:uiPriority="0" w:semiHidden="0" w:name="HTML Address"/>
+    <w:lsdException w:qFormat="1" w:unhideWhenUsed="0" w:uiPriority="0" w:semiHidden="0" w:name="HTML Address"/>
     <w:lsdException w:qFormat="1" w:unhideWhenUsed="0" w:uiPriority="0" w:semiHidden="0" w:name="HTML Cite"/>
     <w:lsdException w:qFormat="1" w:unhideWhenUsed="0" w:uiPriority="0" w:semiHidden="0" w:name="HTML Code"/>
     <w:lsdException w:qFormat="1" w:unhideWhenUsed="0" w:uiPriority="0" w:semiHidden="0" w:name="HTML Definition"/>
-    <w:lsdException w:unhideWhenUsed="0" w:uiPriority="0" w:semiHidden="0" w:name="HTML Keyboard"/>
+    <w:lsdException w:qFormat="1" w:unhideWhenUsed="0" w:uiPriority="0" w:semiHidden="0" w:name="HTML Keyboard"/>
     <w:lsdException w:qFormat="1" w:unhideWhenUsed="0" w:uiPriority="0" w:semiHidden="0" w:name="HTML Preformatted"/>
     <w:lsdException w:unhideWhenUsed="0" w:uiPriority="0" w:semiHidden="0" w:name="HTML Sample"/>
     <w:lsdException w:qFormat="1" w:unhideWhenUsed="0" w:uiPriority="0" w:semiHidden="0" w:name="HTML Typewriter"/>
@@ -7142,43 +6732,43 @@
     <w:lsdException w:qFormat="1" w:unhideWhenUsed="0" w:uiPriority="0" w:semiHidden="0" w:name="Table Simple 1"/>
     <w:lsdException w:qFormat="1" w:unhideWhenUsed="0" w:uiPriority="0" w:semiHidden="0" w:name="Table Simple 2"/>
     <w:lsdException w:qFormat="1" w:unhideWhenUsed="0" w:uiPriority="0" w:semiHidden="0" w:name="Table Simple 3"/>
-    <w:lsdException w:unhideWhenUsed="0" w:uiPriority="0" w:semiHidden="0" w:name="Table Classic 1"/>
+    <w:lsdException w:qFormat="1" w:unhideWhenUsed="0" w:uiPriority="0" w:semiHidden="0" w:name="Table Classic 1"/>
     <w:lsdException w:qFormat="1" w:unhideWhenUsed="0" w:uiPriority="0" w:semiHidden="0" w:name="Table Classic 2"/>
-    <w:lsdException w:unhideWhenUsed="0" w:uiPriority="0" w:semiHidden="0" w:name="Table Classic 3"/>
-    <w:lsdException w:unhideWhenUsed="0" w:uiPriority="0" w:semiHidden="0" w:name="Table Classic 4"/>
+    <w:lsdException w:qFormat="1" w:unhideWhenUsed="0" w:uiPriority="0" w:semiHidden="0" w:name="Table Classic 3"/>
+    <w:lsdException w:qFormat="1" w:unhideWhenUsed="0" w:uiPriority="0" w:semiHidden="0" w:name="Table Classic 4"/>
     <w:lsdException w:qFormat="1" w:unhideWhenUsed="0" w:uiPriority="0" w:semiHidden="0" w:name="Table Colorful 1"/>
-    <w:lsdException w:unhideWhenUsed="0" w:uiPriority="0" w:semiHidden="0" w:name="Table Colorful 2"/>
-    <w:lsdException w:unhideWhenUsed="0" w:uiPriority="0" w:semiHidden="0" w:name="Table Colorful 3"/>
+    <w:lsdException w:qFormat="1" w:unhideWhenUsed="0" w:uiPriority="0" w:semiHidden="0" w:name="Table Colorful 2"/>
+    <w:lsdException w:qFormat="1" w:unhideWhenUsed="0" w:uiPriority="0" w:semiHidden="0" w:name="Table Colorful 3"/>
     <w:lsdException w:unhideWhenUsed="0" w:uiPriority="0" w:semiHidden="0" w:name="Table Columns 1"/>
     <w:lsdException w:qFormat="1" w:unhideWhenUsed="0" w:uiPriority="0" w:semiHidden="0" w:name="Table Columns 2"/>
     <w:lsdException w:qFormat="1" w:unhideWhenUsed="0" w:uiPriority="0" w:semiHidden="0" w:name="Table Columns 3"/>
-    <w:lsdException w:unhideWhenUsed="0" w:uiPriority="0" w:semiHidden="0" w:name="Table Columns 4"/>
+    <w:lsdException w:qFormat="1" w:unhideWhenUsed="0" w:uiPriority="0" w:semiHidden="0" w:name="Table Columns 4"/>
     <w:lsdException w:qFormat="1" w:unhideWhenUsed="0" w:uiPriority="0" w:semiHidden="0" w:name="Table Columns 5"/>
     <w:lsdException w:qFormat="1" w:unhideWhenUsed="0" w:uiPriority="0" w:semiHidden="0" w:name="Table Grid 1"/>
     <w:lsdException w:qFormat="1" w:unhideWhenUsed="0" w:uiPriority="0" w:semiHidden="0" w:name="Table Grid 2"/>
     <w:lsdException w:qFormat="1" w:unhideWhenUsed="0" w:uiPriority="0" w:semiHidden="0" w:name="Table Grid 3"/>
-    <w:lsdException w:unhideWhenUsed="0" w:uiPriority="0" w:semiHidden="0" w:name="Table Grid 4"/>
+    <w:lsdException w:qFormat="1" w:unhideWhenUsed="0" w:uiPriority="0" w:semiHidden="0" w:name="Table Grid 4"/>
     <w:lsdException w:qFormat="1" w:unhideWhenUsed="0" w:uiPriority="0" w:semiHidden="0" w:name="Table Grid 5"/>
     <w:lsdException w:qFormat="1" w:unhideWhenUsed="0" w:uiPriority="0" w:semiHidden="0" w:name="Table Grid 6"/>
-    <w:lsdException w:unhideWhenUsed="0" w:uiPriority="0" w:semiHidden="0" w:name="Table Grid 7"/>
+    <w:lsdException w:qFormat="1" w:unhideWhenUsed="0" w:uiPriority="0" w:semiHidden="0" w:name="Table Grid 7"/>
     <w:lsdException w:qFormat="1" w:unhideWhenUsed="0" w:uiPriority="0" w:semiHidden="0" w:name="Table Grid 8"/>
-    <w:lsdException w:unhideWhenUsed="0" w:uiPriority="0" w:semiHidden="0" w:name="Table List 1"/>
+    <w:lsdException w:qFormat="1" w:unhideWhenUsed="0" w:uiPriority="0" w:semiHidden="0" w:name="Table List 1"/>
     <w:lsdException w:qFormat="1" w:unhideWhenUsed="0" w:uiPriority="0" w:semiHidden="0" w:name="Table List 2"/>
-    <w:lsdException w:unhideWhenUsed="0" w:uiPriority="0" w:semiHidden="0" w:name="Table List 3"/>
+    <w:lsdException w:qFormat="1" w:unhideWhenUsed="0" w:uiPriority="0" w:semiHidden="0" w:name="Table List 3"/>
     <w:lsdException w:qFormat="1" w:unhideWhenUsed="0" w:uiPriority="0" w:semiHidden="0" w:name="Table List 4"/>
     <w:lsdException w:qFormat="1" w:unhideWhenUsed="0" w:uiPriority="0" w:semiHidden="0" w:name="Table List 5"/>
     <w:lsdException w:qFormat="1" w:unhideWhenUsed="0" w:uiPriority="0" w:semiHidden="0" w:name="Table List 6"/>
     <w:lsdException w:qFormat="1" w:unhideWhenUsed="0" w:uiPriority="0" w:semiHidden="0" w:name="Table List 7"/>
     <w:lsdException w:unhideWhenUsed="0" w:uiPriority="0" w:semiHidden="0" w:name="Table List 8"/>
-    <w:lsdException w:unhideWhenUsed="0" w:uiPriority="0" w:semiHidden="0" w:name="Table 3D effects 1"/>
+    <w:lsdException w:qFormat="1" w:unhideWhenUsed="0" w:uiPriority="0" w:semiHidden="0" w:name="Table 3D effects 1"/>
     <w:lsdException w:unhideWhenUsed="0" w:uiPriority="0" w:semiHidden="0" w:name="Table 3D effects 2"/>
-    <w:lsdException w:unhideWhenUsed="0" w:uiPriority="0" w:semiHidden="0" w:name="Table 3D effects 3"/>
+    <w:lsdException w:qFormat="1" w:unhideWhenUsed="0" w:uiPriority="0" w:semiHidden="0" w:name="Table 3D effects 3"/>
     <w:lsdException w:qFormat="1" w:unhideWhenUsed="0" w:uiPriority="0" w:semiHidden="0" w:name="Table Contemporary"/>
     <w:lsdException w:qFormat="1" w:unhideWhenUsed="0" w:uiPriority="0" w:semiHidden="0" w:name="Table Elegant"/>
     <w:lsdException w:qFormat="1" w:unhideWhenUsed="0" w:uiPriority="0" w:semiHidden="0" w:name="Table Professional"/>
     <w:lsdException w:qFormat="1" w:unhideWhenUsed="0" w:uiPriority="0" w:semiHidden="0" w:name="Table Subtle 1"/>
     <w:lsdException w:qFormat="1" w:unhideWhenUsed="0" w:uiPriority="0" w:semiHidden="0" w:name="Table Subtle 2"/>
-    <w:lsdException w:unhideWhenUsed="0" w:uiPriority="0" w:semiHidden="0" w:name="Table Web 1"/>
+    <w:lsdException w:qFormat="1" w:unhideWhenUsed="0" w:uiPriority="0" w:semiHidden="0" w:name="Table Web 1"/>
     <w:lsdException w:qFormat="1" w:unhideWhenUsed="0" w:uiPriority="0" w:semiHidden="0" w:name="Table Web 2"/>
     <w:lsdException w:qFormat="1" w:unhideWhenUsed="0" w:uiPriority="0" w:semiHidden="0" w:name="Table Web 3"/>
     <w:lsdException w:qFormat="1" w:unhideWhenUsed="0" w:uiPriority="0" w:semiHidden="0" w:name="Balloon Text"/>
@@ -7198,11 +6788,11 @@
     <w:lsdException w:qFormat="1" w:unhideWhenUsed="0" w:uiPriority="71" w:semiHidden="0" w:name="Colorful Shading"/>
     <w:lsdException w:qFormat="1" w:unhideWhenUsed="0" w:uiPriority="72" w:semiHidden="0" w:name="Colorful List"/>
     <w:lsdException w:unhideWhenUsed="0" w:uiPriority="73" w:semiHidden="0" w:name="Colorful Grid"/>
-    <w:lsdException w:unhideWhenUsed="0" w:uiPriority="60" w:semiHidden="0" w:name="Light Shading Accent 1"/>
-    <w:lsdException w:unhideWhenUsed="0" w:uiPriority="61" w:semiHidden="0" w:name="Light List Accent 1"/>
-    <w:lsdException w:unhideWhenUsed="0" w:uiPriority="62" w:semiHidden="0" w:name="Light Grid Accent 1"/>
+    <w:lsdException w:qFormat="1" w:unhideWhenUsed="0" w:uiPriority="60" w:semiHidden="0" w:name="Light Shading Accent 1"/>
+    <w:lsdException w:qFormat="1" w:unhideWhenUsed="0" w:uiPriority="61" w:semiHidden="0" w:name="Light List Accent 1"/>
+    <w:lsdException w:qFormat="1" w:unhideWhenUsed="0" w:uiPriority="62" w:semiHidden="0" w:name="Light Grid Accent 1"/>
     <w:lsdException w:unhideWhenUsed="0" w:uiPriority="63" w:semiHidden="0" w:name="Medium Shading 1 Accent 1"/>
-    <w:lsdException w:unhideWhenUsed="0" w:uiPriority="64" w:semiHidden="0" w:name="Medium Shading 2 Accent 1"/>
+    <w:lsdException w:qFormat="1" w:unhideWhenUsed="0" w:uiPriority="64" w:semiHidden="0" w:name="Medium Shading 2 Accent 1"/>
     <w:lsdException w:qFormat="1" w:unhideWhenUsed="0" w:uiPriority="65" w:semiHidden="0" w:name="Medium List 1 Accent 1"/>
     <w:lsdException w:unhideWhenUsed="0" w:uiPriority="66" w:semiHidden="0" w:name="Medium List 2 Accent 1"/>
     <w:lsdException w:qFormat="1" w:unhideWhenUsed="0" w:uiPriority="67" w:semiHidden="0" w:name="Medium Grid 1 Accent 1"/>
@@ -7257,7 +6847,7 @@
     <w:lsdException w:qFormat="1" w:unhideWhenUsed="0" w:uiPriority="60" w:semiHidden="0" w:name="Light Shading Accent 5"/>
     <w:lsdException w:qFormat="1" w:unhideWhenUsed="0" w:uiPriority="61" w:semiHidden="0" w:name="Light List Accent 5"/>
     <w:lsdException w:qFormat="1" w:unhideWhenUsed="0" w:uiPriority="62" w:semiHidden="0" w:name="Light Grid Accent 5"/>
-    <w:lsdException w:unhideWhenUsed="0" w:uiPriority="63" w:semiHidden="0" w:name="Medium Shading 1 Accent 5"/>
+    <w:lsdException w:qFormat="1" w:unhideWhenUsed="0" w:uiPriority="63" w:semiHidden="0" w:name="Medium Shading 1 Accent 5"/>
     <w:lsdException w:qFormat="1" w:unhideWhenUsed="0" w:uiPriority="64" w:semiHidden="0" w:name="Medium Shading 2 Accent 5"/>
     <w:lsdException w:qFormat="1" w:unhideWhenUsed="0" w:uiPriority="65" w:semiHidden="0" w:name="Medium List 1 Accent 5"/>
     <w:lsdException w:qFormat="1" w:unhideWhenUsed="0" w:uiPriority="66" w:semiHidden="0" w:name="Medium List 2 Accent 5"/>
@@ -7539,6 +7129,7 @@
   <w:style w:type="paragraph" w:styleId="17">
     <w:name w:val="Body Text 3"/>
     <w:basedOn w:val="1"/>
+    <w:qFormat/>
     <w:uiPriority w:val="0"/>
     <w:pPr>
       <w:spacing w:after="120"/>
@@ -7698,6 +7289,7 @@
   <w:style w:type="paragraph" w:styleId="33">
     <w:name w:val="endnote text"/>
     <w:basedOn w:val="1"/>
+    <w:qFormat/>
     <w:uiPriority w:val="0"/>
     <w:pPr>
       <w:snapToGrid w:val="0"/>
@@ -7735,6 +7327,7 @@
   <w:style w:type="character" w:styleId="36">
     <w:name w:val="FollowedHyperlink"/>
     <w:basedOn w:val="11"/>
+    <w:qFormat/>
     <w:uiPriority w:val="0"/>
     <w:rPr>
       <w:color w:val="800080"/>
@@ -7761,6 +7354,7 @@
   <w:style w:type="character" w:styleId="38">
     <w:name w:val="footnote reference"/>
     <w:basedOn w:val="11"/>
+    <w:qFormat/>
     <w:uiPriority w:val="0"/>
     <w:rPr>
       <w:vertAlign w:val="superscript"/>
@@ -7806,6 +7400,7 @@
   <w:style w:type="paragraph" w:styleId="42">
     <w:name w:val="HTML Address"/>
     <w:basedOn w:val="1"/>
+    <w:qFormat/>
     <w:uiPriority w:val="0"/>
     <w:rPr>
       <w:i/>
@@ -7846,6 +7441,7 @@
   <w:style w:type="character" w:styleId="46">
     <w:name w:val="HTML Keyboard"/>
     <w:basedOn w:val="11"/>
+    <w:qFormat/>
     <w:uiPriority w:val="0"/>
     <w:rPr>
       <w:rFonts w:ascii="Courier New" w:hAnsi="Courier New" w:cs="Courier New"/>
@@ -7942,6 +7538,7 @@
     <w:name w:val="index 5"/>
     <w:basedOn w:val="1"/>
     <w:next w:val="1"/>
+    <w:qFormat/>
     <w:uiPriority w:val="0"/>
     <w:pPr>
       <w:ind w:left="800" w:leftChars="800"/>
@@ -7971,6 +7568,7 @@
     <w:name w:val="index 8"/>
     <w:basedOn w:val="1"/>
     <w:next w:val="1"/>
+    <w:qFormat/>
     <w:uiPriority w:val="0"/>
     <w:pPr>
       <w:ind w:left="1400" w:leftChars="1400"/>
@@ -8061,6 +7659,7 @@
   <w:style w:type="paragraph" w:styleId="69">
     <w:name w:val="List Bullet 2"/>
     <w:basedOn w:val="1"/>
+    <w:qFormat/>
     <w:uiPriority w:val="0"/>
     <w:pPr>
       <w:numPr>
@@ -8084,6 +7683,7 @@
   <w:style w:type="paragraph" w:styleId="71">
     <w:name w:val="List Bullet 4"/>
     <w:basedOn w:val="1"/>
+    <w:qFormat/>
     <w:uiPriority w:val="0"/>
     <w:pPr>
       <w:numPr>
@@ -8135,6 +7735,7 @@
   <w:style w:type="paragraph" w:styleId="76">
     <w:name w:val="List Continue 4"/>
     <w:basedOn w:val="1"/>
+    <w:qFormat/>
     <w:uiPriority w:val="0"/>
     <w:pPr>
       <w:spacing w:after="120"/>
@@ -8144,6 +7745,7 @@
   <w:style w:type="paragraph" w:styleId="77">
     <w:name w:val="List Continue 5"/>
     <w:basedOn w:val="1"/>
+    <w:qFormat/>
     <w:uiPriority w:val="0"/>
     <w:pPr>
       <w:spacing w:after="120"/>
@@ -8153,6 +7755,7 @@
   <w:style w:type="paragraph" w:styleId="78">
     <w:name w:val="List Number"/>
     <w:basedOn w:val="1"/>
+    <w:qFormat/>
     <w:uiPriority w:val="0"/>
     <w:pPr>
       <w:numPr>
@@ -8283,6 +7886,7 @@
     <w:name w:val="Note Heading"/>
     <w:basedOn w:val="1"/>
     <w:next w:val="1"/>
+    <w:qFormat/>
     <w:uiPriority w:val="0"/>
     <w:pPr>
       <w:jc w:val="center"/>
@@ -8351,6 +7955,7 @@
   <w:style w:type="table" w:styleId="94">
     <w:name w:val="Table 3D effects 1"/>
     <w:basedOn w:val="12"/>
+    <w:qFormat/>
     <w:uiPriority w:val="0"/>
     <w:pPr>
       <w:widowControl w:val="0"/>
@@ -8534,6 +8139,7 @@
   <w:style w:type="table" w:styleId="96">
     <w:name w:val="Table 3D effects 3"/>
     <w:basedOn w:val="12"/>
+    <w:qFormat/>
     <w:uiPriority w:val="0"/>
     <w:pPr>
       <w:widowControl w:val="0"/>
@@ -8624,6 +8230,7 @@
   <w:style w:type="table" w:styleId="97">
     <w:name w:val="Table Classic 1"/>
     <w:basedOn w:val="12"/>
+    <w:qFormat/>
     <w:uiPriority w:val="0"/>
     <w:pPr>
       <w:widowControl w:val="0"/>
@@ -8799,6 +8406,7 @@
   <w:style w:type="table" w:styleId="99">
     <w:name w:val="Table Classic 3"/>
     <w:basedOn w:val="12"/>
+    <w:qFormat/>
     <w:uiPriority w:val="0"/>
     <w:pPr>
       <w:widowControl w:val="0"/>
@@ -8868,6 +8476,7 @@
   <w:style w:type="table" w:styleId="100">
     <w:name w:val="Table Classic 4"/>
     <w:basedOn w:val="12"/>
+    <w:qFormat/>
     <w:uiPriority w:val="0"/>
     <w:pPr>
       <w:widowControl w:val="0"/>
@@ -9040,6 +8649,7 @@
   <w:style w:type="table" w:styleId="102">
     <w:name w:val="Table Colorful 2"/>
     <w:basedOn w:val="12"/>
+    <w:qFormat/>
     <w:uiPriority w:val="0"/>
     <w:pPr>
       <w:widowControl w:val="0"/>
@@ -9115,6 +8725,7 @@
   <w:style w:type="table" w:styleId="103">
     <w:name w:val="Table Colorful 3"/>
     <w:basedOn w:val="12"/>
+    <w:qFormat/>
     <w:uiPriority w:val="0"/>
     <w:pPr>
       <w:widowControl w:val="0"/>
@@ -9513,6 +9124,7 @@
   <w:style w:type="table" w:styleId="107">
     <w:name w:val="Table Columns 4"/>
     <w:basedOn w:val="12"/>
+    <w:qFormat/>
     <w:uiPriority w:val="0"/>
     <w:pPr>
       <w:widowControl w:val="0"/>
@@ -9982,6 +9594,7 @@
   <w:style w:type="table" w:styleId="115">
     <w:name w:val="Table Grid 4"/>
     <w:basedOn w:val="12"/>
+    <w:qFormat/>
     <w:uiPriority w:val="0"/>
     <w:pPr>
       <w:widowControl w:val="0"/>
@@ -10185,6 +9798,7 @@
   <w:style w:type="table" w:styleId="118">
     <w:name w:val="Table Grid 7"/>
     <w:basedOn w:val="12"/>
+    <w:qFormat/>
     <w:uiPriority w:val="0"/>
     <w:pPr>
       <w:widowControl w:val="0"/>
@@ -10340,6 +9954,7 @@
   <w:style w:type="table" w:styleId="120">
     <w:name w:val="Table List 1"/>
     <w:basedOn w:val="12"/>
+    <w:qFormat/>
     <w:uiPriority w:val="0"/>
     <w:pPr>
       <w:widowControl w:val="0"/>
@@ -10502,6 +10117,7 @@
   <w:style w:type="table" w:styleId="122">
     <w:name w:val="Table List 3"/>
     <w:basedOn w:val="12"/>
+    <w:qFormat/>
     <w:uiPriority w:val="0"/>
     <w:pPr>
       <w:widowControl w:val="0"/>
@@ -11343,6 +10959,7 @@
   <w:style w:type="table" w:styleId="137">
     <w:name w:val="Table Web 1"/>
     <w:basedOn w:val="12"/>
+    <w:qFormat/>
     <w:uiPriority w:val="0"/>
     <w:pPr>
       <w:widowControl w:val="0"/>
@@ -11493,6 +11110,7 @@
     <w:name w:val="toc 1"/>
     <w:basedOn w:val="1"/>
     <w:next w:val="1"/>
+    <w:qFormat/>
     <w:uiPriority w:val="0"/>
   </w:style>
   <w:style w:type="paragraph" w:styleId="143">
@@ -11509,6 +11127,7 @@
     <w:name w:val="toc 3"/>
     <w:basedOn w:val="1"/>
     <w:next w:val="1"/>
+    <w:qFormat/>
     <w:uiPriority w:val="0"/>
     <w:pPr>
       <w:ind w:left="840" w:leftChars="400"/>
@@ -11538,6 +11157,7 @@
     <w:name w:val="toc 6"/>
     <w:basedOn w:val="1"/>
     <w:next w:val="1"/>
+    <w:qFormat/>
     <w:uiPriority w:val="0"/>
     <w:pPr>
       <w:ind w:left="2100" w:leftChars="1000"/>
@@ -11567,6 +11187,7 @@
     <w:name w:val="toc 9"/>
     <w:basedOn w:val="1"/>
     <w:next w:val="1"/>
+    <w:qFormat/>
     <w:uiPriority w:val="0"/>
     <w:pPr>
       <w:ind w:left="3360" w:leftChars="1600"/>
@@ -11666,6 +11287,7 @@
   <w:style w:type="table" w:styleId="152">
     <w:name w:val="Light Shading Accent 1"/>
     <w:basedOn w:val="12"/>
+    <w:qFormat/>
     <w:uiPriority w:val="60"/>
     <w:rPr>
       <w:color w:val="365F91"/>
@@ -12291,6 +11913,7 @@
   <w:style w:type="table" w:styleId="159">
     <w:name w:val="Light List Accent 1"/>
     <w:basedOn w:val="12"/>
+    <w:qFormat/>
     <w:uiPriority w:val="61"/>
     <w:tblPr>
       <w:tblBorders>
@@ -12887,6 +12510,7 @@
   <w:style w:type="table" w:styleId="166">
     <w:name w:val="Light Grid Accent 1"/>
     <w:basedOn w:val="12"/>
+    <w:qFormat/>
     <w:uiPriority w:val="62"/>
     <w:tblPr>
       <w:tblBorders>
@@ -14062,6 +13686,7 @@
   <w:style w:type="table" w:styleId="177">
     <w:name w:val="Medium Shading 1 Accent 5"/>
     <w:basedOn w:val="12"/>
+    <w:qFormat/>
     <w:uiPriority w:val="63"/>
     <w:tblPr>
       <w:tblBorders>
@@ -14385,6 +14010,7 @@
   <w:style w:type="table" w:styleId="180">
     <w:name w:val="Medium Shading 2 Accent 1"/>
     <w:basedOn w:val="12"/>
+    <w:qFormat/>
     <w:uiPriority w:val="64"/>
     <w:tblPr>
       <w:tblBorders>
